--- a/documents/KALENDER.docx
+++ b/documents/KALENDER.docx
@@ -1,20 +1,35 @@
 
 <file path=word/document.xml><?xml version="1.0" encoding="utf-8"?>
-<w:document xmlns:wpc="http://schemas.microsoft.com/office/word/2010/wordprocessingCanvas" xmlns:cx="http://schemas.microsoft.com/office/drawing/2014/chartex" xmlns:cx1="http://schemas.microsoft.com/office/drawing/2015/9/8/chartex" xmlns:cx2="http://schemas.microsoft.com/office/drawing/2015/10/21/chartex" xmlns:cx3="http://schemas.microsoft.com/office/drawing/2016/5/9/chartex" xmlns:cx4="http://schemas.microsoft.com/office/drawing/2016/5/10/chartex" xmlns:cx5="http://schemas.microsoft.com/office/drawing/2016/5/11/chartex" xmlns:cx6="http://schemas.microsoft.com/office/drawing/2016/5/12/chartex" xmlns:cx7="http://schemas.microsoft.com/office/drawing/2016/5/13/chartex" xmlns:cx8="http://schemas.microsoft.com/office/drawing/2016/5/14/chartex" xmlns:mc="http://schemas.openxmlformats.org/markup-compatibility/2006" xmlns:aink="http://schemas.microsoft.com/office/drawing/2016/ink" xmlns:am3d="http://schemas.microsoft.com/office/drawing/2017/model3d" xmlns:o="urn:schemas-microsoft-com:office:office" xmlns:r="http://schemas.openxmlformats.org/officeDocument/2006/relationships" xmlns:m="http://schemas.openxmlformats.org/officeDocument/2006/math" xmlns:v="urn:schemas-microsoft-com:vml" xmlns:wp14="http://schemas.microsoft.com/office/word/2010/wordprocessingDrawing" xmlns:wp="http://schemas.openxmlformats.org/drawingml/2006/wordprocessingDrawing" xmlns:w10="urn:schemas-microsoft-com:office:word" xmlns:w="http://schemas.openxmlformats.org/wordprocessingml/2006/main" xmlns:w14="http://schemas.microsoft.com/office/word/2010/wordml" xmlns:w15="http://schemas.microsoft.com/office/word/2012/wordml" xmlns:w16cex="http://schemas.microsoft.com/office/word/2018/wordml/cex" xmlns:w16cid="http://schemas.microsoft.com/office/word/2016/wordml/cid" xmlns:w16="http://schemas.microsoft.com/office/word/2018/wordml" xmlns:w16sdtdh="http://schemas.microsoft.com/office/word/2020/wordml/sdtdatahash" xmlns:w16se="http://schemas.microsoft.com/office/word/2015/wordml/symex" xmlns:wpg="http://schemas.microsoft.com/office/word/2010/wordprocessingGroup" xmlns:wpi="http://schemas.microsoft.com/office/word/2010/wordprocessingInk" xmlns:wne="http://schemas.microsoft.com/office/word/2006/wordml" xmlns:wps="http://schemas.microsoft.com/office/word/2010/wordprocessingShape" mc:Ignorable="w14 w15 w16se w16cid w16 w16cex w16sdtdh wp14">
+<w:document xmlns:wpc="http://schemas.microsoft.com/office/word/2010/wordprocessingCanvas" xmlns:mc="http://schemas.openxmlformats.org/markup-compatibility/2006" xmlns:o="urn:schemas-microsoft-com:office:office" xmlns:r="http://schemas.openxmlformats.org/officeDocument/2006/relationships" xmlns:m="http://schemas.openxmlformats.org/officeDocument/2006/math" xmlns:v="urn:schemas-microsoft-com:vml" xmlns:wp14="http://schemas.microsoft.com/office/word/2010/wordprocessingDrawing" xmlns:wp="http://schemas.openxmlformats.org/drawingml/2006/wordprocessingDrawing" xmlns:w10="urn:schemas-microsoft-com:office:word" xmlns:w="http://schemas.openxmlformats.org/wordprocessingml/2006/main" xmlns:w14="http://schemas.microsoft.com/office/word/2010/wordml" xmlns:w15="http://schemas.microsoft.com/office/word/2012/wordml" xmlns:w16se="http://schemas.microsoft.com/office/word/2015/wordml/symex" xmlns:w16cid="http://schemas.microsoft.com/office/word/2016/wordml/cid" xmlns:w16="http://schemas.microsoft.com/office/word/2018/wordml" xmlns:w16cex="http://schemas.microsoft.com/office/word/2018/wordml/cex" xmlns:w16sdtdh="http://schemas.microsoft.com/office/word/2020/wordml/sdtdatahash" xmlns:wne="http://schemas.microsoft.com/office/word/2006/wordml" xmlns:wpg="http://schemas.microsoft.com/office/word/2010/wordprocessingGroup" xmlns:wps="http://schemas.microsoft.com/office/word/2010/wordprocessingShape" mc:Ignorable="w14 w15 w16se w16cid w16 w16cex w16sdtdh wp14">
   <w:body>
     <w:p>
       <w:pPr>
         <w:pStyle w:val="Heading1"/>
         <w:spacing w:after="240"/>
+        <w:jc w:val="center"/>
         <w:rPr>
           <w:sz w:val="24"/>
           <w:szCs w:val="24"/>
         </w:rPr>
       </w:pPr>
       <w:r>
+        <w:rPr>
+          <w:rFonts w:ascii="Times New Roman" w:hAnsi="Times New Roman" w:eastAsia="Times New Roman" w:cs="Times New Roman"/>
+          <w:b/>
+          <w:bCs/>
+          <w:sz w:val="28"/>
+          <w:szCs w:val="28"/>
+        </w:rPr>
         <w:t>KALENDER AKADEMIK STT CIPASUNG</w:t>
       </w:r>
       <w:r>
+        <w:rPr>
+          <w:rFonts w:ascii="Times New Roman" w:hAnsi="Times New Roman" w:eastAsia="Times New Roman" w:cs="Times New Roman"/>
+          <w:b/>
+          <w:bCs/>
+          <w:sz w:val="28"/>
+          <w:szCs w:val="28"/>
+        </w:rPr>
         <w:t xml:space="preserve"> 2026/2027</w:t>
       </w:r>
     </w:p>
@@ -25,6 +40,7 @@
           <w:ilvl w:val="0"/>
           <w:numId w:val="1"/>
         </w:numPr>
+        <w:ind w:left="360" w:hanging="360"/>
         <w:rPr>
           <w:b/>
           <w:bCs/>
@@ -32,6 +48,7 @@
       </w:pPr>
       <w:r>
         <w:rPr>
+          <w:rFonts w:ascii="Times New Roman" w:hAnsi="Times New Roman" w:eastAsia="Times New Roman" w:cs="Times New Roman"/>
           <w:b/>
           <w:bCs/>
           <w:sz w:val="24"/>
@@ -45,7 +62,21 @@
         <w:tblStyle w:val="TableGrid"/>
         <w:tblW w:w="0" w:type="auto"/>
         <w:jc w:val="center"/>
-        <w:tblLook w:val="04A0" w:firstRow="1" w:lastRow="0" w:firstColumn="1" w:lastColumn="0" w:noHBand="0" w:noVBand="1"/>
+        <w:tblBorders>
+          <w:top w:val="single" w:sz="4" w:space="0" w:color="auto"/>
+          <w:left w:val="single" w:sz="4" w:space="0" w:color="auto"/>
+          <w:bottom w:val="single" w:sz="4" w:space="0" w:color="auto"/>
+          <w:right w:val="single" w:sz="4" w:space="0" w:color="auto"/>
+          <w:insideH w:val="single" w:sz="4" w:space="0" w:color="auto"/>
+          <w:insideV w:val="single" w:sz="4" w:space="0" w:color="auto"/>
+        </w:tblBorders>
+        <w:tblCellMar>
+          <w:top w:w="0" w:type="dxa"/>
+          <w:left w:w="108" w:type="dxa"/>
+          <w:bottom w:w="0" w:type="dxa"/>
+          <w:right w:w="108" w:type="dxa"/>
+        </w:tblCellMar>
+        <w:tblLook w:firstRow="1" w:firstColumn="1" w:noVBand="1"/>
       </w:tblPr>
       <w:tblGrid>
         <w:gridCol w:w="2126"/>
@@ -59,6 +90,18 @@
         <w:tc>
           <w:tcPr>
             <w:tcW w:w="2126" w:type="dxa"/>
+            <w:tcBorders>
+              <w:top w:val="single" w:sz="4" w:space="0" w:color="auto"/>
+              <w:left w:val="single" w:sz="4" w:space="0" w:color="auto"/>
+              <w:bottom w:val="single" w:sz="4" w:space="0" w:color="auto"/>
+              <w:right w:val="single" w:sz="4" w:space="0" w:color="auto"/>
+            </w:tcBorders>
+            <w:tcMar>
+              <w:top w:w="0" w:type="dxa"/>
+              <w:left w:w="108" w:type="dxa"/>
+              <w:bottom w:w="0" w:type="dxa"/>
+              <w:right w:w="108" w:type="dxa"/>
+            </w:tcMar>
             <w:hideMark/>
           </w:tcPr>
           <w:p>
@@ -72,6 +115,9 @@
             <w:r>
               <w:rPr>
                 <w:rStyle w:val="Strong"/>
+                <w:rFonts w:ascii="Times New Roman" w:hAnsi="Times New Roman" w:eastAsia="Times New Roman" w:cs="Times New Roman"/>
+                <w:b/>
+                <w:bCs/>
                 <w:sz w:val="24"/>
                 <w:szCs w:val="24"/>
               </w:rPr>
@@ -82,6 +128,18 @@
         <w:tc>
           <w:tcPr>
             <w:tcW w:w="4946" w:type="dxa"/>
+            <w:tcBorders>
+              <w:top w:val="single" w:sz="4" w:space="0" w:color="auto"/>
+              <w:left w:val="single" w:sz="4" w:space="0" w:color="auto"/>
+              <w:bottom w:val="single" w:sz="4" w:space="0" w:color="auto"/>
+              <w:right w:val="single" w:sz="4" w:space="0" w:color="auto"/>
+            </w:tcBorders>
+            <w:tcMar>
+              <w:top w:w="0" w:type="dxa"/>
+              <w:left w:w="108" w:type="dxa"/>
+              <w:bottom w:w="0" w:type="dxa"/>
+              <w:right w:w="108" w:type="dxa"/>
+            </w:tcMar>
             <w:hideMark/>
           </w:tcPr>
           <w:p>
@@ -95,6 +153,9 @@
             <w:r>
               <w:rPr>
                 <w:rStyle w:val="Strong"/>
+                <w:rFonts w:ascii="Times New Roman" w:hAnsi="Times New Roman" w:eastAsia="Times New Roman" w:cs="Times New Roman"/>
+                <w:b/>
+                <w:bCs/>
                 <w:sz w:val="24"/>
                 <w:szCs w:val="24"/>
               </w:rPr>
@@ -105,6 +166,18 @@
         <w:tc>
           <w:tcPr>
             <w:tcW w:w="0" w:type="auto"/>
+            <w:tcBorders>
+              <w:top w:val="single" w:sz="4" w:space="0" w:color="auto"/>
+              <w:left w:val="single" w:sz="4" w:space="0" w:color="auto"/>
+              <w:bottom w:val="single" w:sz="4" w:space="0" w:color="auto"/>
+              <w:right w:val="single" w:sz="4" w:space="0" w:color="auto"/>
+            </w:tcBorders>
+            <w:tcMar>
+              <w:top w:w="0" w:type="dxa"/>
+              <w:left w:w="108" w:type="dxa"/>
+              <w:bottom w:w="0" w:type="dxa"/>
+              <w:right w:w="108" w:type="dxa"/>
+            </w:tcMar>
             <w:hideMark/>
           </w:tcPr>
           <w:p>
@@ -118,6 +191,9 @@
             <w:r>
               <w:rPr>
                 <w:rStyle w:val="Strong"/>
+                <w:rFonts w:ascii="Times New Roman" w:hAnsi="Times New Roman" w:eastAsia="Times New Roman" w:cs="Times New Roman"/>
+                <w:b/>
+                <w:bCs/>
                 <w:sz w:val="24"/>
                 <w:szCs w:val="24"/>
               </w:rPr>
@@ -133,17 +209,30 @@
         <w:tc>
           <w:tcPr>
             <w:tcW w:w="2126" w:type="dxa"/>
-            <w:hideMark/>
-          </w:tcPr>
-          <w:p>
-            <w:pPr>
-              <w:rPr>
-                <w:sz w:val="24"/>
-                <w:szCs w:val="24"/>
-              </w:rPr>
-            </w:pPr>
-            <w:r>
-              <w:rPr>
+            <w:tcBorders>
+              <w:top w:val="single" w:sz="4" w:space="0" w:color="auto"/>
+              <w:left w:val="single" w:sz="4" w:space="0" w:color="auto"/>
+              <w:bottom w:val="single" w:sz="4" w:space="0" w:color="auto"/>
+              <w:right w:val="single" w:sz="4" w:space="0" w:color="auto"/>
+            </w:tcBorders>
+            <w:tcMar>
+              <w:top w:w="0" w:type="dxa"/>
+              <w:left w:w="108" w:type="dxa"/>
+              <w:bottom w:w="0" w:type="dxa"/>
+              <w:right w:w="108" w:type="dxa"/>
+            </w:tcMar>
+            <w:hideMark/>
+          </w:tcPr>
+          <w:p>
+            <w:pPr>
+              <w:rPr>
+                <w:sz w:val="24"/>
+                <w:szCs w:val="24"/>
+              </w:rPr>
+            </w:pPr>
+            <w:r>
+              <w:rPr>
+                <w:rFonts w:ascii="Times New Roman" w:hAnsi="Times New Roman" w:eastAsia="Times New Roman" w:cs="Times New Roman"/>
                 <w:b/>
                 <w:bCs/>
                 <w:sz w:val="24"/>
@@ -156,59 +245,69 @@
         <w:tc>
           <w:tcPr>
             <w:tcW w:w="4946" w:type="dxa"/>
-            <w:hideMark/>
-          </w:tcPr>
-          <w:p>
-            <w:pPr>
-              <w:rPr>
-                <w:sz w:val="24"/>
-                <w:szCs w:val="24"/>
-              </w:rPr>
-            </w:pPr>
-            <w:r>
-              <w:rPr>
+            <w:tcBorders>
+              <w:top w:val="single" w:sz="4" w:space="0" w:color="auto"/>
+              <w:left w:val="single" w:sz="4" w:space="0" w:color="auto"/>
+              <w:bottom w:val="single" w:sz="4" w:space="0" w:color="auto"/>
+              <w:right w:val="single" w:sz="4" w:space="0" w:color="auto"/>
+            </w:tcBorders>
+            <w:tcMar>
+              <w:top w:w="0" w:type="dxa"/>
+              <w:left w:w="108" w:type="dxa"/>
+              <w:bottom w:w="0" w:type="dxa"/>
+              <w:right w:w="108" w:type="dxa"/>
+            </w:tcMar>
+            <w:hideMark/>
+          </w:tcPr>
+          <w:p>
+            <w:pPr>
+              <w:rPr>
+                <w:sz w:val="24"/>
+                <w:szCs w:val="24"/>
+              </w:rPr>
+            </w:pPr>
+            <w:r>
+              <w:rPr>
+                <w:rFonts w:ascii="Times New Roman" w:hAnsi="Times New Roman" w:eastAsia="Times New Roman" w:cs="Times New Roman"/>
                 <w:sz w:val="24"/>
                 <w:szCs w:val="24"/>
               </w:rPr>
               <w:t xml:space="preserve">Pendaftaran Mahasiswa </w:t>
             </w:r>
           </w:p>
-          <w:p>
-            <w:pPr>
-              <w:rPr>
-                <w:sz w:val="24"/>
-                <w:szCs w:val="24"/>
-              </w:rPr>
-            </w:pPr>
-          </w:p>
         </w:tc>
         <w:tc>
           <w:tcPr>
             <w:tcW w:w="0" w:type="auto"/>
-            <w:hideMark/>
-          </w:tcPr>
-          <w:p>
-            <w:pPr>
-              <w:rPr>
-                <w:sz w:val="24"/>
-                <w:szCs w:val="24"/>
-              </w:rPr>
-            </w:pPr>
-            <w:r>
-              <w:rPr>
+            <w:tcBorders>
+              <w:top w:val="single" w:sz="4" w:space="0" w:color="auto"/>
+              <w:left w:val="single" w:sz="4" w:space="0" w:color="auto"/>
+              <w:bottom w:val="single" w:sz="4" w:space="0" w:color="auto"/>
+              <w:right w:val="single" w:sz="4" w:space="0" w:color="auto"/>
+            </w:tcBorders>
+            <w:tcMar>
+              <w:top w:w="0" w:type="dxa"/>
+              <w:left w:w="108" w:type="dxa"/>
+              <w:bottom w:w="0" w:type="dxa"/>
+              <w:right w:w="108" w:type="dxa"/>
+            </w:tcMar>
+            <w:hideMark/>
+          </w:tcPr>
+          <w:p>
+            <w:pPr>
+              <w:rPr>
+                <w:sz w:val="24"/>
+                <w:szCs w:val="24"/>
+              </w:rPr>
+            </w:pPr>
+            <w:r>
+              <w:rPr>
+                <w:rFonts w:ascii="Times New Roman" w:hAnsi="Times New Roman" w:eastAsia="Times New Roman" w:cs="Times New Roman"/>
                 <w:sz w:val="24"/>
                 <w:szCs w:val="24"/>
               </w:rPr>
               <w:t xml:space="preserve">02 Januari – 09 Mei 2026 </w:t>
             </w:r>
-          </w:p>
-          <w:p>
-            <w:pPr>
-              <w:rPr>
-                <w:sz w:val="24"/>
-                <w:szCs w:val="24"/>
-              </w:rPr>
-            </w:pPr>
           </w:p>
         </w:tc>
       </w:tr>
@@ -219,6 +318,18 @@
         <w:tc>
           <w:tcPr>
             <w:tcW w:w="2126" w:type="dxa"/>
+            <w:tcBorders>
+              <w:top w:val="single" w:sz="4" w:space="0" w:color="auto"/>
+              <w:left w:val="single" w:sz="4" w:space="0" w:color="auto"/>
+              <w:bottom w:val="single" w:sz="4" w:space="0" w:color="auto"/>
+              <w:right w:val="single" w:sz="4" w:space="0" w:color="auto"/>
+            </w:tcBorders>
+            <w:tcMar>
+              <w:top w:w="0" w:type="dxa"/>
+              <w:left w:w="108" w:type="dxa"/>
+              <w:bottom w:w="0" w:type="dxa"/>
+              <w:right w:w="108" w:type="dxa"/>
+            </w:tcMar>
             <w:hideMark/>
           </w:tcPr>
           <w:p>
@@ -233,59 +344,69 @@
         <w:tc>
           <w:tcPr>
             <w:tcW w:w="4946" w:type="dxa"/>
-            <w:hideMark/>
-          </w:tcPr>
-          <w:p>
-            <w:pPr>
-              <w:rPr>
-                <w:sz w:val="24"/>
-                <w:szCs w:val="24"/>
-              </w:rPr>
-            </w:pPr>
-            <w:r>
-              <w:rPr>
+            <w:tcBorders>
+              <w:top w:val="single" w:sz="4" w:space="0" w:color="auto"/>
+              <w:left w:val="single" w:sz="4" w:space="0" w:color="auto"/>
+              <w:bottom w:val="single" w:sz="4" w:space="0" w:color="auto"/>
+              <w:right w:val="single" w:sz="4" w:space="0" w:color="auto"/>
+            </w:tcBorders>
+            <w:tcMar>
+              <w:top w:w="0" w:type="dxa"/>
+              <w:left w:w="108" w:type="dxa"/>
+              <w:bottom w:w="0" w:type="dxa"/>
+              <w:right w:w="108" w:type="dxa"/>
+            </w:tcMar>
+            <w:hideMark/>
+          </w:tcPr>
+          <w:p>
+            <w:pPr>
+              <w:rPr>
+                <w:sz w:val="24"/>
+                <w:szCs w:val="24"/>
+              </w:rPr>
+            </w:pPr>
+            <w:r>
+              <w:rPr>
+                <w:rFonts w:ascii="Times New Roman" w:hAnsi="Times New Roman" w:eastAsia="Times New Roman" w:cs="Times New Roman"/>
                 <w:sz w:val="24"/>
                 <w:szCs w:val="24"/>
               </w:rPr>
               <w:t xml:space="preserve">Seleksi Penerimaan Mahasiswa Baru </w:t>
             </w:r>
           </w:p>
-          <w:p>
-            <w:pPr>
-              <w:rPr>
-                <w:sz w:val="24"/>
-                <w:szCs w:val="24"/>
-              </w:rPr>
-            </w:pPr>
-          </w:p>
         </w:tc>
         <w:tc>
           <w:tcPr>
             <w:tcW w:w="0" w:type="auto"/>
-            <w:hideMark/>
-          </w:tcPr>
-          <w:p>
-            <w:pPr>
-              <w:rPr>
-                <w:sz w:val="24"/>
-                <w:szCs w:val="24"/>
-              </w:rPr>
-            </w:pPr>
-            <w:r>
-              <w:rPr>
+            <w:tcBorders>
+              <w:top w:val="single" w:sz="4" w:space="0" w:color="auto"/>
+              <w:left w:val="single" w:sz="4" w:space="0" w:color="auto"/>
+              <w:bottom w:val="single" w:sz="4" w:space="0" w:color="auto"/>
+              <w:right w:val="single" w:sz="4" w:space="0" w:color="auto"/>
+            </w:tcBorders>
+            <w:tcMar>
+              <w:top w:w="0" w:type="dxa"/>
+              <w:left w:w="108" w:type="dxa"/>
+              <w:bottom w:w="0" w:type="dxa"/>
+              <w:right w:w="108" w:type="dxa"/>
+            </w:tcMar>
+            <w:hideMark/>
+          </w:tcPr>
+          <w:p>
+            <w:pPr>
+              <w:rPr>
+                <w:sz w:val="24"/>
+                <w:szCs w:val="24"/>
+              </w:rPr>
+            </w:pPr>
+            <w:r>
+              <w:rPr>
+                <w:rFonts w:ascii="Times New Roman" w:hAnsi="Times New Roman" w:eastAsia="Times New Roman" w:cs="Times New Roman"/>
                 <w:sz w:val="24"/>
                 <w:szCs w:val="24"/>
               </w:rPr>
               <w:t xml:space="preserve">12 - 13 Mei 2026 </w:t>
             </w:r>
-          </w:p>
-          <w:p>
-            <w:pPr>
-              <w:rPr>
-                <w:sz w:val="24"/>
-                <w:szCs w:val="24"/>
-              </w:rPr>
-            </w:pPr>
           </w:p>
         </w:tc>
       </w:tr>
@@ -296,6 +417,18 @@
         <w:tc>
           <w:tcPr>
             <w:tcW w:w="2126" w:type="dxa"/>
+            <w:tcBorders>
+              <w:top w:val="single" w:sz="4" w:space="0" w:color="auto"/>
+              <w:left w:val="single" w:sz="4" w:space="0" w:color="auto"/>
+              <w:bottom w:val="single" w:sz="4" w:space="0" w:color="auto"/>
+              <w:right w:val="single" w:sz="4" w:space="0" w:color="auto"/>
+            </w:tcBorders>
+            <w:tcMar>
+              <w:top w:w="0" w:type="dxa"/>
+              <w:left w:w="108" w:type="dxa"/>
+              <w:bottom w:w="0" w:type="dxa"/>
+              <w:right w:w="108" w:type="dxa"/>
+            </w:tcMar>
             <w:hideMark/>
           </w:tcPr>
           <w:p>
@@ -310,59 +443,69 @@
         <w:tc>
           <w:tcPr>
             <w:tcW w:w="4946" w:type="dxa"/>
-            <w:hideMark/>
-          </w:tcPr>
-          <w:p>
-            <w:pPr>
-              <w:rPr>
-                <w:sz w:val="24"/>
-                <w:szCs w:val="24"/>
-              </w:rPr>
-            </w:pPr>
-            <w:r>
-              <w:rPr>
+            <w:tcBorders>
+              <w:top w:val="single" w:sz="4" w:space="0" w:color="auto"/>
+              <w:left w:val="single" w:sz="4" w:space="0" w:color="auto"/>
+              <w:bottom w:val="single" w:sz="4" w:space="0" w:color="auto"/>
+              <w:right w:val="single" w:sz="4" w:space="0" w:color="auto"/>
+            </w:tcBorders>
+            <w:tcMar>
+              <w:top w:w="0" w:type="dxa"/>
+              <w:left w:w="108" w:type="dxa"/>
+              <w:bottom w:w="0" w:type="dxa"/>
+              <w:right w:w="108" w:type="dxa"/>
+            </w:tcMar>
+            <w:hideMark/>
+          </w:tcPr>
+          <w:p>
+            <w:pPr>
+              <w:rPr>
+                <w:sz w:val="24"/>
+                <w:szCs w:val="24"/>
+              </w:rPr>
+            </w:pPr>
+            <w:r>
+              <w:rPr>
+                <w:rFonts w:ascii="Times New Roman" w:hAnsi="Times New Roman" w:eastAsia="Times New Roman" w:cs="Times New Roman"/>
                 <w:sz w:val="24"/>
                 <w:szCs w:val="24"/>
               </w:rPr>
               <w:t xml:space="preserve">Pengumuman Hasil Seleksi </w:t>
             </w:r>
           </w:p>
-          <w:p>
-            <w:pPr>
-              <w:rPr>
-                <w:sz w:val="24"/>
-                <w:szCs w:val="24"/>
-              </w:rPr>
-            </w:pPr>
-          </w:p>
         </w:tc>
         <w:tc>
           <w:tcPr>
             <w:tcW w:w="0" w:type="auto"/>
-            <w:hideMark/>
-          </w:tcPr>
-          <w:p>
-            <w:pPr>
-              <w:rPr>
-                <w:sz w:val="24"/>
-                <w:szCs w:val="24"/>
-              </w:rPr>
-            </w:pPr>
-            <w:r>
-              <w:rPr>
+            <w:tcBorders>
+              <w:top w:val="single" w:sz="4" w:space="0" w:color="auto"/>
+              <w:left w:val="single" w:sz="4" w:space="0" w:color="auto"/>
+              <w:bottom w:val="single" w:sz="4" w:space="0" w:color="auto"/>
+              <w:right w:val="single" w:sz="4" w:space="0" w:color="auto"/>
+            </w:tcBorders>
+            <w:tcMar>
+              <w:top w:w="0" w:type="dxa"/>
+              <w:left w:w="108" w:type="dxa"/>
+              <w:bottom w:w="0" w:type="dxa"/>
+              <w:right w:w="108" w:type="dxa"/>
+            </w:tcMar>
+            <w:hideMark/>
+          </w:tcPr>
+          <w:p>
+            <w:pPr>
+              <w:rPr>
+                <w:sz w:val="24"/>
+                <w:szCs w:val="24"/>
+              </w:rPr>
+            </w:pPr>
+            <w:r>
+              <w:rPr>
+                <w:rFonts w:ascii="Times New Roman" w:hAnsi="Times New Roman" w:eastAsia="Times New Roman" w:cs="Times New Roman"/>
                 <w:sz w:val="24"/>
                 <w:szCs w:val="24"/>
               </w:rPr>
               <w:t xml:space="preserve">16 Mei 2026 </w:t>
             </w:r>
-          </w:p>
-          <w:p>
-            <w:pPr>
-              <w:rPr>
-                <w:sz w:val="24"/>
-                <w:szCs w:val="24"/>
-              </w:rPr>
-            </w:pPr>
           </w:p>
         </w:tc>
       </w:tr>
@@ -373,6 +516,18 @@
         <w:tc>
           <w:tcPr>
             <w:tcW w:w="2126" w:type="dxa"/>
+            <w:tcBorders>
+              <w:top w:val="single" w:sz="4" w:space="0" w:color="auto"/>
+              <w:left w:val="single" w:sz="4" w:space="0" w:color="auto"/>
+              <w:bottom w:val="single" w:sz="4" w:space="0" w:color="auto"/>
+              <w:right w:val="single" w:sz="4" w:space="0" w:color="auto"/>
+            </w:tcBorders>
+            <w:tcMar>
+              <w:top w:w="0" w:type="dxa"/>
+              <w:left w:w="108" w:type="dxa"/>
+              <w:bottom w:w="0" w:type="dxa"/>
+              <w:right w:w="108" w:type="dxa"/>
+            </w:tcMar>
             <w:hideMark/>
           </w:tcPr>
           <w:p>
@@ -387,59 +542,69 @@
         <w:tc>
           <w:tcPr>
             <w:tcW w:w="4946" w:type="dxa"/>
-            <w:hideMark/>
-          </w:tcPr>
-          <w:p>
-            <w:pPr>
-              <w:rPr>
-                <w:sz w:val="24"/>
-                <w:szCs w:val="24"/>
-              </w:rPr>
-            </w:pPr>
-            <w:r>
-              <w:rPr>
+            <w:tcBorders>
+              <w:top w:val="single" w:sz="4" w:space="0" w:color="auto"/>
+              <w:left w:val="single" w:sz="4" w:space="0" w:color="auto"/>
+              <w:bottom w:val="single" w:sz="4" w:space="0" w:color="auto"/>
+              <w:right w:val="single" w:sz="4" w:space="0" w:color="auto"/>
+            </w:tcBorders>
+            <w:tcMar>
+              <w:top w:w="0" w:type="dxa"/>
+              <w:left w:w="108" w:type="dxa"/>
+              <w:bottom w:w="0" w:type="dxa"/>
+              <w:right w:w="108" w:type="dxa"/>
+            </w:tcMar>
+            <w:hideMark/>
+          </w:tcPr>
+          <w:p>
+            <w:pPr>
+              <w:rPr>
+                <w:sz w:val="24"/>
+                <w:szCs w:val="24"/>
+              </w:rPr>
+            </w:pPr>
+            <w:r>
+              <w:rPr>
+                <w:rFonts w:ascii="Times New Roman" w:hAnsi="Times New Roman" w:eastAsia="Times New Roman" w:cs="Times New Roman"/>
                 <w:sz w:val="24"/>
                 <w:szCs w:val="24"/>
               </w:rPr>
               <w:t xml:space="preserve">Registrasi Administrasi Mahasiswa Baru </w:t>
             </w:r>
           </w:p>
-          <w:p>
-            <w:pPr>
-              <w:rPr>
-                <w:sz w:val="24"/>
-                <w:szCs w:val="24"/>
-              </w:rPr>
-            </w:pPr>
-          </w:p>
         </w:tc>
         <w:tc>
           <w:tcPr>
             <w:tcW w:w="0" w:type="auto"/>
-            <w:hideMark/>
-          </w:tcPr>
-          <w:p>
-            <w:pPr>
-              <w:rPr>
-                <w:sz w:val="24"/>
-                <w:szCs w:val="24"/>
-              </w:rPr>
-            </w:pPr>
-            <w:r>
-              <w:rPr>
+            <w:tcBorders>
+              <w:top w:val="single" w:sz="4" w:space="0" w:color="auto"/>
+              <w:left w:val="single" w:sz="4" w:space="0" w:color="auto"/>
+              <w:bottom w:val="single" w:sz="4" w:space="0" w:color="auto"/>
+              <w:right w:val="single" w:sz="4" w:space="0" w:color="auto"/>
+            </w:tcBorders>
+            <w:tcMar>
+              <w:top w:w="0" w:type="dxa"/>
+              <w:left w:w="108" w:type="dxa"/>
+              <w:bottom w:w="0" w:type="dxa"/>
+              <w:right w:w="108" w:type="dxa"/>
+            </w:tcMar>
+            <w:hideMark/>
+          </w:tcPr>
+          <w:p>
+            <w:pPr>
+              <w:rPr>
+                <w:sz w:val="24"/>
+                <w:szCs w:val="24"/>
+              </w:rPr>
+            </w:pPr>
+            <w:r>
+              <w:rPr>
+                <w:rFonts w:ascii="Times New Roman" w:hAnsi="Times New Roman" w:eastAsia="Times New Roman" w:cs="Times New Roman"/>
                 <w:sz w:val="24"/>
                 <w:szCs w:val="24"/>
               </w:rPr>
               <w:t xml:space="preserve">18 - 23 Mei 2026 </w:t>
             </w:r>
-          </w:p>
-          <w:p>
-            <w:pPr>
-              <w:rPr>
-                <w:sz w:val="24"/>
-                <w:szCs w:val="24"/>
-              </w:rPr>
-            </w:pPr>
           </w:p>
         </w:tc>
       </w:tr>
@@ -450,17 +615,30 @@
         <w:tc>
           <w:tcPr>
             <w:tcW w:w="2126" w:type="dxa"/>
-            <w:hideMark/>
-          </w:tcPr>
-          <w:p>
-            <w:pPr>
-              <w:rPr>
-                <w:sz w:val="24"/>
-                <w:szCs w:val="24"/>
-              </w:rPr>
-            </w:pPr>
-            <w:r>
-              <w:rPr>
+            <w:tcBorders>
+              <w:top w:val="single" w:sz="4" w:space="0" w:color="auto"/>
+              <w:left w:val="single" w:sz="4" w:space="0" w:color="auto"/>
+              <w:bottom w:val="single" w:sz="4" w:space="0" w:color="auto"/>
+              <w:right w:val="single" w:sz="4" w:space="0" w:color="auto"/>
+            </w:tcBorders>
+            <w:tcMar>
+              <w:top w:w="0" w:type="dxa"/>
+              <w:left w:w="108" w:type="dxa"/>
+              <w:bottom w:w="0" w:type="dxa"/>
+              <w:right w:w="108" w:type="dxa"/>
+            </w:tcMar>
+            <w:hideMark/>
+          </w:tcPr>
+          <w:p>
+            <w:pPr>
+              <w:rPr>
+                <w:sz w:val="24"/>
+                <w:szCs w:val="24"/>
+              </w:rPr>
+            </w:pPr>
+            <w:r>
+              <w:rPr>
+                <w:rFonts w:ascii="Times New Roman" w:hAnsi="Times New Roman" w:eastAsia="Times New Roman" w:cs="Times New Roman"/>
                 <w:b/>
                 <w:bCs/>
                 <w:sz w:val="24"/>
@@ -473,59 +651,69 @@
         <w:tc>
           <w:tcPr>
             <w:tcW w:w="4946" w:type="dxa"/>
-            <w:hideMark/>
-          </w:tcPr>
-          <w:p>
-            <w:pPr>
-              <w:rPr>
-                <w:sz w:val="24"/>
-                <w:szCs w:val="24"/>
-              </w:rPr>
-            </w:pPr>
-            <w:r>
-              <w:rPr>
+            <w:tcBorders>
+              <w:top w:val="single" w:sz="4" w:space="0" w:color="auto"/>
+              <w:left w:val="single" w:sz="4" w:space="0" w:color="auto"/>
+              <w:bottom w:val="single" w:sz="4" w:space="0" w:color="auto"/>
+              <w:right w:val="single" w:sz="4" w:space="0" w:color="auto"/>
+            </w:tcBorders>
+            <w:tcMar>
+              <w:top w:w="0" w:type="dxa"/>
+              <w:left w:w="108" w:type="dxa"/>
+              <w:bottom w:w="0" w:type="dxa"/>
+              <w:right w:w="108" w:type="dxa"/>
+            </w:tcMar>
+            <w:hideMark/>
+          </w:tcPr>
+          <w:p>
+            <w:pPr>
+              <w:rPr>
+                <w:sz w:val="24"/>
+                <w:szCs w:val="24"/>
+              </w:rPr>
+            </w:pPr>
+            <w:r>
+              <w:rPr>
+                <w:rFonts w:ascii="Times New Roman" w:hAnsi="Times New Roman" w:eastAsia="Times New Roman" w:cs="Times New Roman"/>
                 <w:sz w:val="24"/>
                 <w:szCs w:val="24"/>
               </w:rPr>
               <w:t xml:space="preserve">Pendaftaran Mahasiswa </w:t>
             </w:r>
           </w:p>
-          <w:p>
-            <w:pPr>
-              <w:rPr>
-                <w:sz w:val="24"/>
-                <w:szCs w:val="24"/>
-              </w:rPr>
-            </w:pPr>
-          </w:p>
         </w:tc>
         <w:tc>
           <w:tcPr>
             <w:tcW w:w="0" w:type="auto"/>
-            <w:hideMark/>
-          </w:tcPr>
-          <w:p>
-            <w:pPr>
-              <w:rPr>
-                <w:sz w:val="24"/>
-                <w:szCs w:val="24"/>
-              </w:rPr>
-            </w:pPr>
-            <w:r>
-              <w:rPr>
+            <w:tcBorders>
+              <w:top w:val="single" w:sz="4" w:space="0" w:color="auto"/>
+              <w:left w:val="single" w:sz="4" w:space="0" w:color="auto"/>
+              <w:bottom w:val="single" w:sz="4" w:space="0" w:color="auto"/>
+              <w:right w:val="single" w:sz="4" w:space="0" w:color="auto"/>
+            </w:tcBorders>
+            <w:tcMar>
+              <w:top w:w="0" w:type="dxa"/>
+              <w:left w:w="108" w:type="dxa"/>
+              <w:bottom w:w="0" w:type="dxa"/>
+              <w:right w:w="108" w:type="dxa"/>
+            </w:tcMar>
+            <w:hideMark/>
+          </w:tcPr>
+          <w:p>
+            <w:pPr>
+              <w:rPr>
+                <w:sz w:val="24"/>
+                <w:szCs w:val="24"/>
+              </w:rPr>
+            </w:pPr>
+            <w:r>
+              <w:rPr>
+                <w:rFonts w:ascii="Times New Roman" w:hAnsi="Times New Roman" w:eastAsia="Times New Roman" w:cs="Times New Roman"/>
                 <w:sz w:val="24"/>
                 <w:szCs w:val="24"/>
               </w:rPr>
               <w:t xml:space="preserve">11 Mei – 18 Juli 2026 </w:t>
             </w:r>
-          </w:p>
-          <w:p>
-            <w:pPr>
-              <w:rPr>
-                <w:sz w:val="24"/>
-                <w:szCs w:val="24"/>
-              </w:rPr>
-            </w:pPr>
           </w:p>
         </w:tc>
       </w:tr>
@@ -536,6 +724,18 @@
         <w:tc>
           <w:tcPr>
             <w:tcW w:w="2126" w:type="dxa"/>
+            <w:tcBorders>
+              <w:top w:val="single" w:sz="4" w:space="0" w:color="auto"/>
+              <w:left w:val="single" w:sz="4" w:space="0" w:color="auto"/>
+              <w:bottom w:val="single" w:sz="4" w:space="0" w:color="auto"/>
+              <w:right w:val="single" w:sz="4" w:space="0" w:color="auto"/>
+            </w:tcBorders>
+            <w:tcMar>
+              <w:top w:w="0" w:type="dxa"/>
+              <w:left w:w="108" w:type="dxa"/>
+              <w:bottom w:w="0" w:type="dxa"/>
+              <w:right w:w="108" w:type="dxa"/>
+            </w:tcMar>
             <w:hideMark/>
           </w:tcPr>
           <w:p>
@@ -550,59 +750,69 @@
         <w:tc>
           <w:tcPr>
             <w:tcW w:w="4946" w:type="dxa"/>
-            <w:hideMark/>
-          </w:tcPr>
-          <w:p>
-            <w:pPr>
-              <w:rPr>
-                <w:sz w:val="24"/>
-                <w:szCs w:val="24"/>
-              </w:rPr>
-            </w:pPr>
-            <w:r>
-              <w:rPr>
+            <w:tcBorders>
+              <w:top w:val="single" w:sz="4" w:space="0" w:color="auto"/>
+              <w:left w:val="single" w:sz="4" w:space="0" w:color="auto"/>
+              <w:bottom w:val="single" w:sz="4" w:space="0" w:color="auto"/>
+              <w:right w:val="single" w:sz="4" w:space="0" w:color="auto"/>
+            </w:tcBorders>
+            <w:tcMar>
+              <w:top w:w="0" w:type="dxa"/>
+              <w:left w:w="108" w:type="dxa"/>
+              <w:bottom w:w="0" w:type="dxa"/>
+              <w:right w:w="108" w:type="dxa"/>
+            </w:tcMar>
+            <w:hideMark/>
+          </w:tcPr>
+          <w:p>
+            <w:pPr>
+              <w:rPr>
+                <w:sz w:val="24"/>
+                <w:szCs w:val="24"/>
+              </w:rPr>
+            </w:pPr>
+            <w:r>
+              <w:rPr>
+                <w:rFonts w:ascii="Times New Roman" w:hAnsi="Times New Roman" w:eastAsia="Times New Roman" w:cs="Times New Roman"/>
                 <w:sz w:val="24"/>
                 <w:szCs w:val="24"/>
               </w:rPr>
               <w:t xml:space="preserve">Seleksi Penerimaan Mahasiswa Baru </w:t>
             </w:r>
           </w:p>
-          <w:p>
-            <w:pPr>
-              <w:rPr>
-                <w:sz w:val="24"/>
-                <w:szCs w:val="24"/>
-              </w:rPr>
-            </w:pPr>
-          </w:p>
         </w:tc>
         <w:tc>
           <w:tcPr>
             <w:tcW w:w="0" w:type="auto"/>
-            <w:hideMark/>
-          </w:tcPr>
-          <w:p>
-            <w:pPr>
-              <w:rPr>
-                <w:sz w:val="24"/>
-                <w:szCs w:val="24"/>
-              </w:rPr>
-            </w:pPr>
-            <w:r>
-              <w:rPr>
+            <w:tcBorders>
+              <w:top w:val="single" w:sz="4" w:space="0" w:color="auto"/>
+              <w:left w:val="single" w:sz="4" w:space="0" w:color="auto"/>
+              <w:bottom w:val="single" w:sz="4" w:space="0" w:color="auto"/>
+              <w:right w:val="single" w:sz="4" w:space="0" w:color="auto"/>
+            </w:tcBorders>
+            <w:tcMar>
+              <w:top w:w="0" w:type="dxa"/>
+              <w:left w:w="108" w:type="dxa"/>
+              <w:bottom w:w="0" w:type="dxa"/>
+              <w:right w:w="108" w:type="dxa"/>
+            </w:tcMar>
+            <w:hideMark/>
+          </w:tcPr>
+          <w:p>
+            <w:pPr>
+              <w:rPr>
+                <w:sz w:val="24"/>
+                <w:szCs w:val="24"/>
+              </w:rPr>
+            </w:pPr>
+            <w:r>
+              <w:rPr>
+                <w:rFonts w:ascii="Times New Roman" w:hAnsi="Times New Roman" w:eastAsia="Times New Roman" w:cs="Times New Roman"/>
                 <w:sz w:val="24"/>
                 <w:szCs w:val="24"/>
               </w:rPr>
               <w:t xml:space="preserve">21 - 22 Juli 2026 </w:t>
             </w:r>
-          </w:p>
-          <w:p>
-            <w:pPr>
-              <w:rPr>
-                <w:sz w:val="24"/>
-                <w:szCs w:val="24"/>
-              </w:rPr>
-            </w:pPr>
           </w:p>
         </w:tc>
       </w:tr>
@@ -613,6 +823,18 @@
         <w:tc>
           <w:tcPr>
             <w:tcW w:w="2126" w:type="dxa"/>
+            <w:tcBorders>
+              <w:top w:val="single" w:sz="4" w:space="0" w:color="auto"/>
+              <w:left w:val="single" w:sz="4" w:space="0" w:color="auto"/>
+              <w:bottom w:val="single" w:sz="4" w:space="0" w:color="auto"/>
+              <w:right w:val="single" w:sz="4" w:space="0" w:color="auto"/>
+            </w:tcBorders>
+            <w:tcMar>
+              <w:top w:w="0" w:type="dxa"/>
+              <w:left w:w="108" w:type="dxa"/>
+              <w:bottom w:w="0" w:type="dxa"/>
+              <w:right w:w="108" w:type="dxa"/>
+            </w:tcMar>
             <w:hideMark/>
           </w:tcPr>
           <w:p>
@@ -627,59 +849,69 @@
         <w:tc>
           <w:tcPr>
             <w:tcW w:w="4946" w:type="dxa"/>
-            <w:hideMark/>
-          </w:tcPr>
-          <w:p>
-            <w:pPr>
-              <w:rPr>
-                <w:sz w:val="24"/>
-                <w:szCs w:val="24"/>
-              </w:rPr>
-            </w:pPr>
-            <w:r>
-              <w:rPr>
+            <w:tcBorders>
+              <w:top w:val="single" w:sz="4" w:space="0" w:color="auto"/>
+              <w:left w:val="single" w:sz="4" w:space="0" w:color="auto"/>
+              <w:bottom w:val="single" w:sz="4" w:space="0" w:color="auto"/>
+              <w:right w:val="single" w:sz="4" w:space="0" w:color="auto"/>
+            </w:tcBorders>
+            <w:tcMar>
+              <w:top w:w="0" w:type="dxa"/>
+              <w:left w:w="108" w:type="dxa"/>
+              <w:bottom w:w="0" w:type="dxa"/>
+              <w:right w:w="108" w:type="dxa"/>
+            </w:tcMar>
+            <w:hideMark/>
+          </w:tcPr>
+          <w:p>
+            <w:pPr>
+              <w:rPr>
+                <w:sz w:val="24"/>
+                <w:szCs w:val="24"/>
+              </w:rPr>
+            </w:pPr>
+            <w:r>
+              <w:rPr>
+                <w:rFonts w:ascii="Times New Roman" w:hAnsi="Times New Roman" w:eastAsia="Times New Roman" w:cs="Times New Roman"/>
                 <w:sz w:val="24"/>
                 <w:szCs w:val="24"/>
               </w:rPr>
               <w:t xml:space="preserve">Pengumuman Hasil Seleksi </w:t>
             </w:r>
           </w:p>
-          <w:p>
-            <w:pPr>
-              <w:rPr>
-                <w:sz w:val="24"/>
-                <w:szCs w:val="24"/>
-              </w:rPr>
-            </w:pPr>
-          </w:p>
         </w:tc>
         <w:tc>
           <w:tcPr>
             <w:tcW w:w="0" w:type="auto"/>
-            <w:hideMark/>
-          </w:tcPr>
-          <w:p>
-            <w:pPr>
-              <w:rPr>
-                <w:sz w:val="24"/>
-                <w:szCs w:val="24"/>
-              </w:rPr>
-            </w:pPr>
-            <w:r>
-              <w:rPr>
+            <w:tcBorders>
+              <w:top w:val="single" w:sz="4" w:space="0" w:color="auto"/>
+              <w:left w:val="single" w:sz="4" w:space="0" w:color="auto"/>
+              <w:bottom w:val="single" w:sz="4" w:space="0" w:color="auto"/>
+              <w:right w:val="single" w:sz="4" w:space="0" w:color="auto"/>
+            </w:tcBorders>
+            <w:tcMar>
+              <w:top w:w="0" w:type="dxa"/>
+              <w:left w:w="108" w:type="dxa"/>
+              <w:bottom w:w="0" w:type="dxa"/>
+              <w:right w:w="108" w:type="dxa"/>
+            </w:tcMar>
+            <w:hideMark/>
+          </w:tcPr>
+          <w:p>
+            <w:pPr>
+              <w:rPr>
+                <w:sz w:val="24"/>
+                <w:szCs w:val="24"/>
+              </w:rPr>
+            </w:pPr>
+            <w:r>
+              <w:rPr>
+                <w:rFonts w:ascii="Times New Roman" w:hAnsi="Times New Roman" w:eastAsia="Times New Roman" w:cs="Times New Roman"/>
                 <w:sz w:val="24"/>
                 <w:szCs w:val="24"/>
               </w:rPr>
               <w:t xml:space="preserve">25 Juli 2026 </w:t>
             </w:r>
-          </w:p>
-          <w:p>
-            <w:pPr>
-              <w:rPr>
-                <w:sz w:val="24"/>
-                <w:szCs w:val="24"/>
-              </w:rPr>
-            </w:pPr>
           </w:p>
         </w:tc>
       </w:tr>
@@ -690,6 +922,18 @@
         <w:tc>
           <w:tcPr>
             <w:tcW w:w="2126" w:type="dxa"/>
+            <w:tcBorders>
+              <w:top w:val="single" w:sz="4" w:space="0" w:color="auto"/>
+              <w:left w:val="single" w:sz="4" w:space="0" w:color="auto"/>
+              <w:bottom w:val="single" w:sz="4" w:space="0" w:color="auto"/>
+              <w:right w:val="single" w:sz="4" w:space="0" w:color="auto"/>
+            </w:tcBorders>
+            <w:tcMar>
+              <w:top w:w="0" w:type="dxa"/>
+              <w:left w:w="108" w:type="dxa"/>
+              <w:bottom w:w="0" w:type="dxa"/>
+              <w:right w:w="108" w:type="dxa"/>
+            </w:tcMar>
             <w:hideMark/>
           </w:tcPr>
           <w:p>
@@ -704,59 +948,69 @@
         <w:tc>
           <w:tcPr>
             <w:tcW w:w="4946" w:type="dxa"/>
-            <w:hideMark/>
-          </w:tcPr>
-          <w:p>
-            <w:pPr>
-              <w:rPr>
-                <w:sz w:val="24"/>
-                <w:szCs w:val="24"/>
-              </w:rPr>
-            </w:pPr>
-            <w:r>
-              <w:rPr>
+            <w:tcBorders>
+              <w:top w:val="single" w:sz="4" w:space="0" w:color="auto"/>
+              <w:left w:val="single" w:sz="4" w:space="0" w:color="auto"/>
+              <w:bottom w:val="single" w:sz="4" w:space="0" w:color="auto"/>
+              <w:right w:val="single" w:sz="4" w:space="0" w:color="auto"/>
+            </w:tcBorders>
+            <w:tcMar>
+              <w:top w:w="0" w:type="dxa"/>
+              <w:left w:w="108" w:type="dxa"/>
+              <w:bottom w:w="0" w:type="dxa"/>
+              <w:right w:w="108" w:type="dxa"/>
+            </w:tcMar>
+            <w:hideMark/>
+          </w:tcPr>
+          <w:p>
+            <w:pPr>
+              <w:rPr>
+                <w:sz w:val="24"/>
+                <w:szCs w:val="24"/>
+              </w:rPr>
+            </w:pPr>
+            <w:r>
+              <w:rPr>
+                <w:rFonts w:ascii="Times New Roman" w:hAnsi="Times New Roman" w:eastAsia="Times New Roman" w:cs="Times New Roman"/>
                 <w:sz w:val="24"/>
                 <w:szCs w:val="24"/>
               </w:rPr>
               <w:t xml:space="preserve">Registrasi Administrasi Mahasiswa Baru </w:t>
             </w:r>
           </w:p>
-          <w:p>
-            <w:pPr>
-              <w:rPr>
-                <w:sz w:val="24"/>
-                <w:szCs w:val="24"/>
-              </w:rPr>
-            </w:pPr>
-          </w:p>
         </w:tc>
         <w:tc>
           <w:tcPr>
             <w:tcW w:w="0" w:type="auto"/>
-            <w:hideMark/>
-          </w:tcPr>
-          <w:p>
-            <w:pPr>
-              <w:rPr>
-                <w:sz w:val="24"/>
-                <w:szCs w:val="24"/>
-              </w:rPr>
-            </w:pPr>
-            <w:r>
-              <w:rPr>
+            <w:tcBorders>
+              <w:top w:val="single" w:sz="4" w:space="0" w:color="auto"/>
+              <w:left w:val="single" w:sz="4" w:space="0" w:color="auto"/>
+              <w:bottom w:val="single" w:sz="4" w:space="0" w:color="auto"/>
+              <w:right w:val="single" w:sz="4" w:space="0" w:color="auto"/>
+            </w:tcBorders>
+            <w:tcMar>
+              <w:top w:w="0" w:type="dxa"/>
+              <w:left w:w="108" w:type="dxa"/>
+              <w:bottom w:w="0" w:type="dxa"/>
+              <w:right w:w="108" w:type="dxa"/>
+            </w:tcMar>
+            <w:hideMark/>
+          </w:tcPr>
+          <w:p>
+            <w:pPr>
+              <w:rPr>
+                <w:sz w:val="24"/>
+                <w:szCs w:val="24"/>
+              </w:rPr>
+            </w:pPr>
+            <w:r>
+              <w:rPr>
+                <w:rFonts w:ascii="Times New Roman" w:hAnsi="Times New Roman" w:eastAsia="Times New Roman" w:cs="Times New Roman"/>
                 <w:sz w:val="24"/>
                 <w:szCs w:val="24"/>
               </w:rPr>
               <w:t xml:space="preserve">27 Juli - 1 Agustus 2026 </w:t>
             </w:r>
-          </w:p>
-          <w:p>
-            <w:pPr>
-              <w:rPr>
-                <w:sz w:val="24"/>
-                <w:szCs w:val="24"/>
-              </w:rPr>
-            </w:pPr>
           </w:p>
         </w:tc>
       </w:tr>
@@ -767,17 +1021,30 @@
         <w:tc>
           <w:tcPr>
             <w:tcW w:w="2126" w:type="dxa"/>
-            <w:hideMark/>
-          </w:tcPr>
-          <w:p>
-            <w:pPr>
-              <w:rPr>
-                <w:sz w:val="24"/>
-                <w:szCs w:val="24"/>
-              </w:rPr>
-            </w:pPr>
-            <w:r>
-              <w:rPr>
+            <w:tcBorders>
+              <w:top w:val="single" w:sz="4" w:space="0" w:color="auto"/>
+              <w:left w:val="single" w:sz="4" w:space="0" w:color="auto"/>
+              <w:bottom w:val="single" w:sz="4" w:space="0" w:color="auto"/>
+              <w:right w:val="single" w:sz="4" w:space="0" w:color="auto"/>
+            </w:tcBorders>
+            <w:tcMar>
+              <w:top w:w="0" w:type="dxa"/>
+              <w:left w:w="108" w:type="dxa"/>
+              <w:bottom w:w="0" w:type="dxa"/>
+              <w:right w:w="108" w:type="dxa"/>
+            </w:tcMar>
+            <w:hideMark/>
+          </w:tcPr>
+          <w:p>
+            <w:pPr>
+              <w:rPr>
+                <w:sz w:val="24"/>
+                <w:szCs w:val="24"/>
+              </w:rPr>
+            </w:pPr>
+            <w:r>
+              <w:rPr>
+                <w:rFonts w:ascii="Times New Roman" w:hAnsi="Times New Roman" w:eastAsia="Times New Roman" w:cs="Times New Roman"/>
                 <w:b/>
                 <w:bCs/>
                 <w:sz w:val="24"/>
@@ -790,59 +1057,69 @@
         <w:tc>
           <w:tcPr>
             <w:tcW w:w="4946" w:type="dxa"/>
-            <w:hideMark/>
-          </w:tcPr>
-          <w:p>
-            <w:pPr>
-              <w:rPr>
-                <w:sz w:val="24"/>
-                <w:szCs w:val="24"/>
-              </w:rPr>
-            </w:pPr>
-            <w:r>
-              <w:rPr>
+            <w:tcBorders>
+              <w:top w:val="single" w:sz="4" w:space="0" w:color="auto"/>
+              <w:left w:val="single" w:sz="4" w:space="0" w:color="auto"/>
+              <w:bottom w:val="single" w:sz="4" w:space="0" w:color="auto"/>
+              <w:right w:val="single" w:sz="4" w:space="0" w:color="auto"/>
+            </w:tcBorders>
+            <w:tcMar>
+              <w:top w:w="0" w:type="dxa"/>
+              <w:left w:w="108" w:type="dxa"/>
+              <w:bottom w:w="0" w:type="dxa"/>
+              <w:right w:w="108" w:type="dxa"/>
+            </w:tcMar>
+            <w:hideMark/>
+          </w:tcPr>
+          <w:p>
+            <w:pPr>
+              <w:rPr>
+                <w:sz w:val="24"/>
+                <w:szCs w:val="24"/>
+              </w:rPr>
+            </w:pPr>
+            <w:r>
+              <w:rPr>
+                <w:rFonts w:ascii="Times New Roman" w:hAnsi="Times New Roman" w:eastAsia="Times New Roman" w:cs="Times New Roman"/>
                 <w:sz w:val="24"/>
                 <w:szCs w:val="24"/>
               </w:rPr>
               <w:t xml:space="preserve">Pendaftaran Mahasiswa </w:t>
             </w:r>
           </w:p>
-          <w:p>
-            <w:pPr>
-              <w:rPr>
-                <w:sz w:val="24"/>
-                <w:szCs w:val="24"/>
-              </w:rPr>
-            </w:pPr>
-          </w:p>
         </w:tc>
         <w:tc>
           <w:tcPr>
             <w:tcW w:w="0" w:type="auto"/>
-            <w:hideMark/>
-          </w:tcPr>
-          <w:p>
-            <w:pPr>
-              <w:rPr>
-                <w:sz w:val="24"/>
-                <w:szCs w:val="24"/>
-              </w:rPr>
-            </w:pPr>
-            <w:r>
-              <w:rPr>
+            <w:tcBorders>
+              <w:top w:val="single" w:sz="4" w:space="0" w:color="auto"/>
+              <w:left w:val="single" w:sz="4" w:space="0" w:color="auto"/>
+              <w:bottom w:val="single" w:sz="4" w:space="0" w:color="auto"/>
+              <w:right w:val="single" w:sz="4" w:space="0" w:color="auto"/>
+            </w:tcBorders>
+            <w:tcMar>
+              <w:top w:w="0" w:type="dxa"/>
+              <w:left w:w="108" w:type="dxa"/>
+              <w:bottom w:w="0" w:type="dxa"/>
+              <w:right w:w="108" w:type="dxa"/>
+            </w:tcMar>
+            <w:hideMark/>
+          </w:tcPr>
+          <w:p>
+            <w:pPr>
+              <w:rPr>
+                <w:sz w:val="24"/>
+                <w:szCs w:val="24"/>
+              </w:rPr>
+            </w:pPr>
+            <w:r>
+              <w:rPr>
+                <w:rFonts w:ascii="Times New Roman" w:hAnsi="Times New Roman" w:eastAsia="Times New Roman" w:cs="Times New Roman"/>
                 <w:sz w:val="24"/>
                 <w:szCs w:val="24"/>
               </w:rPr>
               <w:t xml:space="preserve">20 Juli - 15 Agustus 2026 </w:t>
             </w:r>
-          </w:p>
-          <w:p>
-            <w:pPr>
-              <w:rPr>
-                <w:sz w:val="24"/>
-                <w:szCs w:val="24"/>
-              </w:rPr>
-            </w:pPr>
           </w:p>
         </w:tc>
       </w:tr>
@@ -853,6 +1130,18 @@
         <w:tc>
           <w:tcPr>
             <w:tcW w:w="2126" w:type="dxa"/>
+            <w:tcBorders>
+              <w:top w:val="single" w:sz="4" w:space="0" w:color="auto"/>
+              <w:left w:val="single" w:sz="4" w:space="0" w:color="auto"/>
+              <w:bottom w:val="single" w:sz="4" w:space="0" w:color="auto"/>
+              <w:right w:val="single" w:sz="4" w:space="0" w:color="auto"/>
+            </w:tcBorders>
+            <w:tcMar>
+              <w:top w:w="0" w:type="dxa"/>
+              <w:left w:w="108" w:type="dxa"/>
+              <w:bottom w:w="0" w:type="dxa"/>
+              <w:right w:w="108" w:type="dxa"/>
+            </w:tcMar>
             <w:hideMark/>
           </w:tcPr>
           <w:p>
@@ -867,59 +1156,69 @@
         <w:tc>
           <w:tcPr>
             <w:tcW w:w="4946" w:type="dxa"/>
-            <w:hideMark/>
-          </w:tcPr>
-          <w:p>
-            <w:pPr>
-              <w:rPr>
-                <w:sz w:val="24"/>
-                <w:szCs w:val="24"/>
-              </w:rPr>
-            </w:pPr>
-            <w:r>
-              <w:rPr>
+            <w:tcBorders>
+              <w:top w:val="single" w:sz="4" w:space="0" w:color="auto"/>
+              <w:left w:val="single" w:sz="4" w:space="0" w:color="auto"/>
+              <w:bottom w:val="single" w:sz="4" w:space="0" w:color="auto"/>
+              <w:right w:val="single" w:sz="4" w:space="0" w:color="auto"/>
+            </w:tcBorders>
+            <w:tcMar>
+              <w:top w:w="0" w:type="dxa"/>
+              <w:left w:w="108" w:type="dxa"/>
+              <w:bottom w:w="0" w:type="dxa"/>
+              <w:right w:w="108" w:type="dxa"/>
+            </w:tcMar>
+            <w:hideMark/>
+          </w:tcPr>
+          <w:p>
+            <w:pPr>
+              <w:rPr>
+                <w:sz w:val="24"/>
+                <w:szCs w:val="24"/>
+              </w:rPr>
+            </w:pPr>
+            <w:r>
+              <w:rPr>
+                <w:rFonts w:ascii="Times New Roman" w:hAnsi="Times New Roman" w:eastAsia="Times New Roman" w:cs="Times New Roman"/>
                 <w:sz w:val="24"/>
                 <w:szCs w:val="24"/>
               </w:rPr>
               <w:t xml:space="preserve">Seleksi Penerimaan Mahasiswa Baru </w:t>
             </w:r>
           </w:p>
-          <w:p>
-            <w:pPr>
-              <w:rPr>
-                <w:sz w:val="24"/>
-                <w:szCs w:val="24"/>
-              </w:rPr>
-            </w:pPr>
-          </w:p>
         </w:tc>
         <w:tc>
           <w:tcPr>
             <w:tcW w:w="0" w:type="auto"/>
-            <w:hideMark/>
-          </w:tcPr>
-          <w:p>
-            <w:pPr>
-              <w:rPr>
-                <w:sz w:val="24"/>
-                <w:szCs w:val="24"/>
-              </w:rPr>
-            </w:pPr>
-            <w:r>
-              <w:rPr>
+            <w:tcBorders>
+              <w:top w:val="single" w:sz="4" w:space="0" w:color="auto"/>
+              <w:left w:val="single" w:sz="4" w:space="0" w:color="auto"/>
+              <w:bottom w:val="single" w:sz="4" w:space="0" w:color="auto"/>
+              <w:right w:val="single" w:sz="4" w:space="0" w:color="auto"/>
+            </w:tcBorders>
+            <w:tcMar>
+              <w:top w:w="0" w:type="dxa"/>
+              <w:left w:w="108" w:type="dxa"/>
+              <w:bottom w:w="0" w:type="dxa"/>
+              <w:right w:w="108" w:type="dxa"/>
+            </w:tcMar>
+            <w:hideMark/>
+          </w:tcPr>
+          <w:p>
+            <w:pPr>
+              <w:rPr>
+                <w:sz w:val="24"/>
+                <w:szCs w:val="24"/>
+              </w:rPr>
+            </w:pPr>
+            <w:r>
+              <w:rPr>
+                <w:rFonts w:ascii="Times New Roman" w:hAnsi="Times New Roman" w:eastAsia="Times New Roman" w:cs="Times New Roman"/>
                 <w:sz w:val="24"/>
                 <w:szCs w:val="24"/>
               </w:rPr>
               <w:t xml:space="preserve">19 - 20 Agustus 2026 </w:t>
             </w:r>
-          </w:p>
-          <w:p>
-            <w:pPr>
-              <w:rPr>
-                <w:sz w:val="24"/>
-                <w:szCs w:val="24"/>
-              </w:rPr>
-            </w:pPr>
           </w:p>
         </w:tc>
       </w:tr>
@@ -930,6 +1229,18 @@
         <w:tc>
           <w:tcPr>
             <w:tcW w:w="2126" w:type="dxa"/>
+            <w:tcBorders>
+              <w:top w:val="single" w:sz="4" w:space="0" w:color="auto"/>
+              <w:left w:val="single" w:sz="4" w:space="0" w:color="auto"/>
+              <w:bottom w:val="single" w:sz="4" w:space="0" w:color="auto"/>
+              <w:right w:val="single" w:sz="4" w:space="0" w:color="auto"/>
+            </w:tcBorders>
+            <w:tcMar>
+              <w:top w:w="0" w:type="dxa"/>
+              <w:left w:w="108" w:type="dxa"/>
+              <w:bottom w:w="0" w:type="dxa"/>
+              <w:right w:w="108" w:type="dxa"/>
+            </w:tcMar>
             <w:hideMark/>
           </w:tcPr>
           <w:p>
@@ -944,59 +1255,69 @@
         <w:tc>
           <w:tcPr>
             <w:tcW w:w="4946" w:type="dxa"/>
-            <w:hideMark/>
-          </w:tcPr>
-          <w:p>
-            <w:pPr>
-              <w:rPr>
-                <w:sz w:val="24"/>
-                <w:szCs w:val="24"/>
-              </w:rPr>
-            </w:pPr>
-            <w:r>
-              <w:rPr>
+            <w:tcBorders>
+              <w:top w:val="single" w:sz="4" w:space="0" w:color="auto"/>
+              <w:left w:val="single" w:sz="4" w:space="0" w:color="auto"/>
+              <w:bottom w:val="single" w:sz="4" w:space="0" w:color="auto"/>
+              <w:right w:val="single" w:sz="4" w:space="0" w:color="auto"/>
+            </w:tcBorders>
+            <w:tcMar>
+              <w:top w:w="0" w:type="dxa"/>
+              <w:left w:w="108" w:type="dxa"/>
+              <w:bottom w:w="0" w:type="dxa"/>
+              <w:right w:w="108" w:type="dxa"/>
+            </w:tcMar>
+            <w:hideMark/>
+          </w:tcPr>
+          <w:p>
+            <w:pPr>
+              <w:rPr>
+                <w:sz w:val="24"/>
+                <w:szCs w:val="24"/>
+              </w:rPr>
+            </w:pPr>
+            <w:r>
+              <w:rPr>
+                <w:rFonts w:ascii="Times New Roman" w:hAnsi="Times New Roman" w:eastAsia="Times New Roman" w:cs="Times New Roman"/>
                 <w:sz w:val="24"/>
                 <w:szCs w:val="24"/>
               </w:rPr>
               <w:t xml:space="preserve">Pengumuman Hasil Seleksi </w:t>
             </w:r>
           </w:p>
-          <w:p>
-            <w:pPr>
-              <w:rPr>
-                <w:sz w:val="24"/>
-                <w:szCs w:val="24"/>
-              </w:rPr>
-            </w:pPr>
-          </w:p>
         </w:tc>
         <w:tc>
           <w:tcPr>
             <w:tcW w:w="0" w:type="auto"/>
-            <w:hideMark/>
-          </w:tcPr>
-          <w:p>
-            <w:pPr>
-              <w:rPr>
-                <w:sz w:val="24"/>
-                <w:szCs w:val="24"/>
-              </w:rPr>
-            </w:pPr>
-            <w:r>
-              <w:rPr>
+            <w:tcBorders>
+              <w:top w:val="single" w:sz="4" w:space="0" w:color="auto"/>
+              <w:left w:val="single" w:sz="4" w:space="0" w:color="auto"/>
+              <w:bottom w:val="single" w:sz="4" w:space="0" w:color="auto"/>
+              <w:right w:val="single" w:sz="4" w:space="0" w:color="auto"/>
+            </w:tcBorders>
+            <w:tcMar>
+              <w:top w:w="0" w:type="dxa"/>
+              <w:left w:w="108" w:type="dxa"/>
+              <w:bottom w:w="0" w:type="dxa"/>
+              <w:right w:w="108" w:type="dxa"/>
+            </w:tcMar>
+            <w:hideMark/>
+          </w:tcPr>
+          <w:p>
+            <w:pPr>
+              <w:rPr>
+                <w:sz w:val="24"/>
+                <w:szCs w:val="24"/>
+              </w:rPr>
+            </w:pPr>
+            <w:r>
+              <w:rPr>
+                <w:rFonts w:ascii="Times New Roman" w:hAnsi="Times New Roman" w:eastAsia="Times New Roman" w:cs="Times New Roman"/>
                 <w:sz w:val="24"/>
                 <w:szCs w:val="24"/>
               </w:rPr>
               <w:t xml:space="preserve">24 Agustus 2026 </w:t>
             </w:r>
-          </w:p>
-          <w:p>
-            <w:pPr>
-              <w:rPr>
-                <w:sz w:val="24"/>
-                <w:szCs w:val="24"/>
-              </w:rPr>
-            </w:pPr>
           </w:p>
         </w:tc>
       </w:tr>
@@ -1007,6 +1328,18 @@
         <w:tc>
           <w:tcPr>
             <w:tcW w:w="2126" w:type="dxa"/>
+            <w:tcBorders>
+              <w:top w:val="single" w:sz="4" w:space="0" w:color="auto"/>
+              <w:left w:val="single" w:sz="4" w:space="0" w:color="auto"/>
+              <w:bottom w:val="single" w:sz="4" w:space="0" w:color="auto"/>
+              <w:right w:val="single" w:sz="4" w:space="0" w:color="auto"/>
+            </w:tcBorders>
+            <w:tcMar>
+              <w:top w:w="0" w:type="dxa"/>
+              <w:left w:w="108" w:type="dxa"/>
+              <w:bottom w:w="0" w:type="dxa"/>
+              <w:right w:w="108" w:type="dxa"/>
+            </w:tcMar>
             <w:hideMark/>
           </w:tcPr>
           <w:p>
@@ -1021,59 +1354,69 @@
         <w:tc>
           <w:tcPr>
             <w:tcW w:w="4946" w:type="dxa"/>
-            <w:hideMark/>
-          </w:tcPr>
-          <w:p>
-            <w:pPr>
-              <w:rPr>
-                <w:sz w:val="24"/>
-                <w:szCs w:val="24"/>
-              </w:rPr>
-            </w:pPr>
-            <w:r>
-              <w:rPr>
+            <w:tcBorders>
+              <w:top w:val="single" w:sz="4" w:space="0" w:color="auto"/>
+              <w:left w:val="single" w:sz="4" w:space="0" w:color="auto"/>
+              <w:bottom w:val="single" w:sz="4" w:space="0" w:color="auto"/>
+              <w:right w:val="single" w:sz="4" w:space="0" w:color="auto"/>
+            </w:tcBorders>
+            <w:tcMar>
+              <w:top w:w="0" w:type="dxa"/>
+              <w:left w:w="108" w:type="dxa"/>
+              <w:bottom w:w="0" w:type="dxa"/>
+              <w:right w:w="108" w:type="dxa"/>
+            </w:tcMar>
+            <w:hideMark/>
+          </w:tcPr>
+          <w:p>
+            <w:pPr>
+              <w:rPr>
+                <w:sz w:val="24"/>
+                <w:szCs w:val="24"/>
+              </w:rPr>
+            </w:pPr>
+            <w:r>
+              <w:rPr>
+                <w:rFonts w:ascii="Times New Roman" w:hAnsi="Times New Roman" w:eastAsia="Times New Roman" w:cs="Times New Roman"/>
                 <w:sz w:val="24"/>
                 <w:szCs w:val="24"/>
               </w:rPr>
               <w:t xml:space="preserve">Registrasi Administrasi Mahasiswa Baru </w:t>
             </w:r>
           </w:p>
-          <w:p>
-            <w:pPr>
-              <w:rPr>
-                <w:sz w:val="24"/>
-                <w:szCs w:val="24"/>
-              </w:rPr>
-            </w:pPr>
-          </w:p>
         </w:tc>
         <w:tc>
           <w:tcPr>
             <w:tcW w:w="0" w:type="auto"/>
-            <w:hideMark/>
-          </w:tcPr>
-          <w:p>
-            <w:pPr>
-              <w:rPr>
-                <w:sz w:val="24"/>
-                <w:szCs w:val="24"/>
-              </w:rPr>
-            </w:pPr>
-            <w:r>
-              <w:rPr>
+            <w:tcBorders>
+              <w:top w:val="single" w:sz="4" w:space="0" w:color="auto"/>
+              <w:left w:val="single" w:sz="4" w:space="0" w:color="auto"/>
+              <w:bottom w:val="single" w:sz="4" w:space="0" w:color="auto"/>
+              <w:right w:val="single" w:sz="4" w:space="0" w:color="auto"/>
+            </w:tcBorders>
+            <w:tcMar>
+              <w:top w:w="0" w:type="dxa"/>
+              <w:left w:w="108" w:type="dxa"/>
+              <w:bottom w:w="0" w:type="dxa"/>
+              <w:right w:w="108" w:type="dxa"/>
+            </w:tcMar>
+            <w:hideMark/>
+          </w:tcPr>
+          <w:p>
+            <w:pPr>
+              <w:rPr>
+                <w:sz w:val="24"/>
+                <w:szCs w:val="24"/>
+              </w:rPr>
+            </w:pPr>
+            <w:r>
+              <w:rPr>
+                <w:rFonts w:ascii="Times New Roman" w:hAnsi="Times New Roman" w:eastAsia="Times New Roman" w:cs="Times New Roman"/>
                 <w:sz w:val="24"/>
                 <w:szCs w:val="24"/>
               </w:rPr>
               <w:t xml:space="preserve">26 - 31 Agustus 2026 </w:t>
             </w:r>
-          </w:p>
-          <w:p>
-            <w:pPr>
-              <w:rPr>
-                <w:sz w:val="24"/>
-                <w:szCs w:val="24"/>
-              </w:rPr>
-            </w:pPr>
           </w:p>
         </w:tc>
       </w:tr>
@@ -1097,6 +1440,7 @@
           <w:ilvl w:val="0"/>
           <w:numId w:val="1"/>
         </w:numPr>
+        <w:ind w:left="360" w:hanging="360"/>
         <w:rPr>
           <w:b/>
           <w:bCs/>
@@ -1106,6 +1450,7 @@
       </w:pPr>
       <w:r>
         <w:rPr>
+          <w:rFonts w:ascii="Times New Roman" w:hAnsi="Times New Roman" w:eastAsia="Times New Roman" w:cs="Times New Roman"/>
           <w:b/>
           <w:bCs/>
           <w:sz w:val="24"/>
@@ -1119,7 +1464,21 @@
         <w:tblStyle w:val="TableGrid"/>
         <w:tblW w:w="0" w:type="auto"/>
         <w:jc w:val="center"/>
-        <w:tblLook w:val="04A0" w:firstRow="1" w:lastRow="0" w:firstColumn="1" w:lastColumn="0" w:noHBand="0" w:noVBand="1"/>
+        <w:tblBorders>
+          <w:top w:val="single" w:sz="4" w:space="0" w:color="auto"/>
+          <w:left w:val="single" w:sz="4" w:space="0" w:color="auto"/>
+          <w:bottom w:val="single" w:sz="4" w:space="0" w:color="auto"/>
+          <w:right w:val="single" w:sz="4" w:space="0" w:color="auto"/>
+          <w:insideH w:val="single" w:sz="4" w:space="0" w:color="auto"/>
+          <w:insideV w:val="single" w:sz="4" w:space="0" w:color="auto"/>
+        </w:tblBorders>
+        <w:tblCellMar>
+          <w:top w:w="0" w:type="dxa"/>
+          <w:left w:w="108" w:type="dxa"/>
+          <w:bottom w:w="0" w:type="dxa"/>
+          <w:right w:w="108" w:type="dxa"/>
+        </w:tblCellMar>
+        <w:tblLook w:firstRow="1" w:firstColumn="1" w:noVBand="1"/>
       </w:tblPr>
       <w:tblGrid>
         <w:gridCol w:w="6335"/>
@@ -1132,6 +1491,18 @@
         <w:tc>
           <w:tcPr>
             <w:tcW w:w="6335" w:type="dxa"/>
+            <w:tcBorders>
+              <w:top w:val="single" w:sz="4" w:space="0" w:color="auto"/>
+              <w:left w:val="single" w:sz="4" w:space="0" w:color="auto"/>
+              <w:bottom w:val="single" w:sz="4" w:space="0" w:color="auto"/>
+              <w:right w:val="single" w:sz="4" w:space="0" w:color="auto"/>
+            </w:tcBorders>
+            <w:tcMar>
+              <w:top w:w="0" w:type="dxa"/>
+              <w:left w:w="108" w:type="dxa"/>
+              <w:bottom w:w="0" w:type="dxa"/>
+              <w:right w:w="108" w:type="dxa"/>
+            </w:tcMar>
             <w:hideMark/>
           </w:tcPr>
           <w:p>
@@ -1145,6 +1516,9 @@
             <w:r>
               <w:rPr>
                 <w:rStyle w:val="Strong"/>
+                <w:rFonts w:ascii="Times New Roman" w:hAnsi="Times New Roman" w:eastAsia="Times New Roman" w:cs="Times New Roman"/>
+                <w:b/>
+                <w:bCs/>
                 <w:sz w:val="24"/>
                 <w:szCs w:val="24"/>
               </w:rPr>
@@ -1155,6 +1529,18 @@
         <w:tc>
           <w:tcPr>
             <w:tcW w:w="0" w:type="auto"/>
+            <w:tcBorders>
+              <w:top w:val="single" w:sz="4" w:space="0" w:color="auto"/>
+              <w:left w:val="single" w:sz="4" w:space="0" w:color="auto"/>
+              <w:bottom w:val="single" w:sz="4" w:space="0" w:color="auto"/>
+              <w:right w:val="single" w:sz="4" w:space="0" w:color="auto"/>
+            </w:tcBorders>
+            <w:tcMar>
+              <w:top w:w="0" w:type="dxa"/>
+              <w:left w:w="108" w:type="dxa"/>
+              <w:bottom w:w="0" w:type="dxa"/>
+              <w:right w:w="108" w:type="dxa"/>
+            </w:tcMar>
             <w:hideMark/>
           </w:tcPr>
           <w:p>
@@ -1168,10 +1554,13 @@
             <w:r>
               <w:rPr>
                 <w:rStyle w:val="Strong"/>
-                <w:sz w:val="24"/>
-                <w:szCs w:val="24"/>
-              </w:rPr>
-              <w:t>Tanggal Pelaksanaan</w:t>
+                <w:rFonts w:ascii="Times New Roman" w:hAnsi="Times New Roman" w:eastAsia="Times New Roman" w:cs="Times New Roman"/>
+                <w:b/>
+                <w:bCs/>
+                <w:sz w:val="24"/>
+                <w:szCs w:val="24"/>
+              </w:rPr>
+              <w:t>Tanggal</w:t>
             </w:r>
           </w:p>
         </w:tc>
@@ -1183,17 +1572,30 @@
         <w:tc>
           <w:tcPr>
             <w:tcW w:w="6335" w:type="dxa"/>
-            <w:hideMark/>
-          </w:tcPr>
-          <w:p>
-            <w:pPr>
-              <w:rPr>
-                <w:sz w:val="24"/>
-                <w:szCs w:val="24"/>
-              </w:rPr>
-            </w:pPr>
-            <w:r>
-              <w:rPr>
+            <w:tcBorders>
+              <w:top w:val="single" w:sz="4" w:space="0" w:color="auto"/>
+              <w:left w:val="single" w:sz="4" w:space="0" w:color="auto"/>
+              <w:bottom w:val="single" w:sz="4" w:space="0" w:color="auto"/>
+              <w:right w:val="single" w:sz="4" w:space="0" w:color="auto"/>
+            </w:tcBorders>
+            <w:tcMar>
+              <w:top w:w="0" w:type="dxa"/>
+              <w:left w:w="108" w:type="dxa"/>
+              <w:bottom w:w="0" w:type="dxa"/>
+              <w:right w:w="108" w:type="dxa"/>
+            </w:tcMar>
+            <w:hideMark/>
+          </w:tcPr>
+          <w:p>
+            <w:pPr>
+              <w:rPr>
+                <w:sz w:val="24"/>
+                <w:szCs w:val="24"/>
+              </w:rPr>
+            </w:pPr>
+            <w:r>
+              <w:rPr>
+                <w:rFonts w:ascii="Times New Roman" w:hAnsi="Times New Roman" w:eastAsia="Times New Roman" w:cs="Times New Roman"/>
                 <w:sz w:val="24"/>
                 <w:szCs w:val="24"/>
               </w:rPr>
@@ -1212,30 +1614,35 @@
         <w:tc>
           <w:tcPr>
             <w:tcW w:w="0" w:type="auto"/>
-            <w:hideMark/>
-          </w:tcPr>
-          <w:p>
-            <w:pPr>
-              <w:rPr>
-                <w:sz w:val="24"/>
-                <w:szCs w:val="24"/>
-              </w:rPr>
-            </w:pPr>
-            <w:r>
-              <w:rPr>
+            <w:tcBorders>
+              <w:top w:val="single" w:sz="4" w:space="0" w:color="auto"/>
+              <w:left w:val="single" w:sz="4" w:space="0" w:color="auto"/>
+              <w:bottom w:val="single" w:sz="4" w:space="0" w:color="auto"/>
+              <w:right w:val="single" w:sz="4" w:space="0" w:color="auto"/>
+            </w:tcBorders>
+            <w:tcMar>
+              <w:top w:w="0" w:type="dxa"/>
+              <w:left w:w="108" w:type="dxa"/>
+              <w:bottom w:w="0" w:type="dxa"/>
+              <w:right w:w="108" w:type="dxa"/>
+            </w:tcMar>
+            <w:hideMark/>
+          </w:tcPr>
+          <w:p>
+            <w:pPr>
+              <w:rPr>
+                <w:sz w:val="24"/>
+                <w:szCs w:val="24"/>
+              </w:rPr>
+            </w:pPr>
+            <w:r>
+              <w:rPr>
+                <w:rFonts w:ascii="Times New Roman" w:hAnsi="Times New Roman" w:eastAsia="Times New Roman" w:cs="Times New Roman"/>
                 <w:sz w:val="24"/>
                 <w:szCs w:val="24"/>
               </w:rPr>
               <w:t xml:space="preserve">31 Agustus – 12 September 2026 </w:t>
             </w:r>
-          </w:p>
-          <w:p>
-            <w:pPr>
-              <w:rPr>
-                <w:sz w:val="24"/>
-                <w:szCs w:val="24"/>
-              </w:rPr>
-            </w:pPr>
           </w:p>
         </w:tc>
       </w:tr>
@@ -1246,59 +1653,69 @@
         <w:tc>
           <w:tcPr>
             <w:tcW w:w="6335" w:type="dxa"/>
-            <w:hideMark/>
-          </w:tcPr>
-          <w:p>
-            <w:pPr>
-              <w:rPr>
-                <w:sz w:val="24"/>
-                <w:szCs w:val="24"/>
-              </w:rPr>
-            </w:pPr>
-            <w:r>
-              <w:rPr>
+            <w:tcBorders>
+              <w:top w:val="single" w:sz="4" w:space="0" w:color="auto"/>
+              <w:left w:val="single" w:sz="4" w:space="0" w:color="auto"/>
+              <w:bottom w:val="single" w:sz="4" w:space="0" w:color="auto"/>
+              <w:right w:val="single" w:sz="4" w:space="0" w:color="auto"/>
+            </w:tcBorders>
+            <w:tcMar>
+              <w:top w:w="0" w:type="dxa"/>
+              <w:left w:w="108" w:type="dxa"/>
+              <w:bottom w:w="0" w:type="dxa"/>
+              <w:right w:w="108" w:type="dxa"/>
+            </w:tcMar>
+            <w:hideMark/>
+          </w:tcPr>
+          <w:p>
+            <w:pPr>
+              <w:rPr>
+                <w:sz w:val="24"/>
+                <w:szCs w:val="24"/>
+              </w:rPr>
+            </w:pPr>
+            <w:r>
+              <w:rPr>
+                <w:rFonts w:ascii="Times New Roman" w:hAnsi="Times New Roman" w:eastAsia="Times New Roman" w:cs="Times New Roman"/>
                 <w:sz w:val="24"/>
                 <w:szCs w:val="24"/>
               </w:rPr>
               <w:t xml:space="preserve">Pra KTMB 2026 </w:t>
             </w:r>
           </w:p>
-          <w:p>
-            <w:pPr>
-              <w:rPr>
-                <w:sz w:val="24"/>
-                <w:szCs w:val="24"/>
-              </w:rPr>
-            </w:pPr>
-          </w:p>
         </w:tc>
         <w:tc>
           <w:tcPr>
             <w:tcW w:w="0" w:type="auto"/>
-            <w:hideMark/>
-          </w:tcPr>
-          <w:p>
-            <w:pPr>
-              <w:rPr>
-                <w:sz w:val="24"/>
-                <w:szCs w:val="24"/>
-              </w:rPr>
-            </w:pPr>
-            <w:r>
-              <w:rPr>
+            <w:tcBorders>
+              <w:top w:val="single" w:sz="4" w:space="0" w:color="auto"/>
+              <w:left w:val="single" w:sz="4" w:space="0" w:color="auto"/>
+              <w:bottom w:val="single" w:sz="4" w:space="0" w:color="auto"/>
+              <w:right w:val="single" w:sz="4" w:space="0" w:color="auto"/>
+            </w:tcBorders>
+            <w:tcMar>
+              <w:top w:w="0" w:type="dxa"/>
+              <w:left w:w="108" w:type="dxa"/>
+              <w:bottom w:w="0" w:type="dxa"/>
+              <w:right w:w="108" w:type="dxa"/>
+            </w:tcMar>
+            <w:hideMark/>
+          </w:tcPr>
+          <w:p>
+            <w:pPr>
+              <w:rPr>
+                <w:sz w:val="24"/>
+                <w:szCs w:val="24"/>
+              </w:rPr>
+            </w:pPr>
+            <w:r>
+              <w:rPr>
+                <w:rFonts w:ascii="Times New Roman" w:hAnsi="Times New Roman" w:eastAsia="Times New Roman" w:cs="Times New Roman"/>
                 <w:sz w:val="24"/>
                 <w:szCs w:val="24"/>
               </w:rPr>
               <w:t xml:space="preserve">31 Agustus – 05 September 2026 </w:t>
             </w:r>
-          </w:p>
-          <w:p>
-            <w:pPr>
-              <w:rPr>
-                <w:sz w:val="24"/>
-                <w:szCs w:val="24"/>
-              </w:rPr>
-            </w:pPr>
           </w:p>
         </w:tc>
       </w:tr>
@@ -1309,59 +1726,69 @@
         <w:tc>
           <w:tcPr>
             <w:tcW w:w="6335" w:type="dxa"/>
-            <w:hideMark/>
-          </w:tcPr>
-          <w:p>
-            <w:pPr>
-              <w:rPr>
-                <w:sz w:val="24"/>
-                <w:szCs w:val="24"/>
-              </w:rPr>
-            </w:pPr>
-            <w:r>
-              <w:rPr>
+            <w:tcBorders>
+              <w:top w:val="single" w:sz="4" w:space="0" w:color="auto"/>
+              <w:left w:val="single" w:sz="4" w:space="0" w:color="auto"/>
+              <w:bottom w:val="single" w:sz="4" w:space="0" w:color="auto"/>
+              <w:right w:val="single" w:sz="4" w:space="0" w:color="auto"/>
+            </w:tcBorders>
+            <w:tcMar>
+              <w:top w:w="0" w:type="dxa"/>
+              <w:left w:w="108" w:type="dxa"/>
+              <w:bottom w:w="0" w:type="dxa"/>
+              <w:right w:w="108" w:type="dxa"/>
+            </w:tcMar>
+            <w:hideMark/>
+          </w:tcPr>
+          <w:p>
+            <w:pPr>
+              <w:rPr>
+                <w:sz w:val="24"/>
+                <w:szCs w:val="24"/>
+              </w:rPr>
+            </w:pPr>
+            <w:r>
+              <w:rPr>
+                <w:rFonts w:ascii="Times New Roman" w:hAnsi="Times New Roman" w:eastAsia="Times New Roman" w:cs="Times New Roman"/>
                 <w:sz w:val="24"/>
                 <w:szCs w:val="24"/>
               </w:rPr>
               <w:t xml:space="preserve">KTMB 2026 </w:t>
             </w:r>
           </w:p>
-          <w:p>
-            <w:pPr>
-              <w:rPr>
-                <w:sz w:val="24"/>
-                <w:szCs w:val="24"/>
-              </w:rPr>
-            </w:pPr>
-          </w:p>
         </w:tc>
         <w:tc>
           <w:tcPr>
             <w:tcW w:w="0" w:type="auto"/>
-            <w:hideMark/>
-          </w:tcPr>
-          <w:p>
-            <w:pPr>
-              <w:rPr>
-                <w:sz w:val="24"/>
-                <w:szCs w:val="24"/>
-              </w:rPr>
-            </w:pPr>
-            <w:r>
-              <w:rPr>
+            <w:tcBorders>
+              <w:top w:val="single" w:sz="4" w:space="0" w:color="auto"/>
+              <w:left w:val="single" w:sz="4" w:space="0" w:color="auto"/>
+              <w:bottom w:val="single" w:sz="4" w:space="0" w:color="auto"/>
+              <w:right w:val="single" w:sz="4" w:space="0" w:color="auto"/>
+            </w:tcBorders>
+            <w:tcMar>
+              <w:top w:w="0" w:type="dxa"/>
+              <w:left w:w="108" w:type="dxa"/>
+              <w:bottom w:w="0" w:type="dxa"/>
+              <w:right w:w="108" w:type="dxa"/>
+            </w:tcMar>
+            <w:hideMark/>
+          </w:tcPr>
+          <w:p>
+            <w:pPr>
+              <w:rPr>
+                <w:sz w:val="24"/>
+                <w:szCs w:val="24"/>
+              </w:rPr>
+            </w:pPr>
+            <w:r>
+              <w:rPr>
+                <w:rFonts w:ascii="Times New Roman" w:hAnsi="Times New Roman" w:eastAsia="Times New Roman" w:cs="Times New Roman"/>
                 <w:sz w:val="24"/>
                 <w:szCs w:val="24"/>
               </w:rPr>
               <w:t xml:space="preserve">07 - 12 September 2026 </w:t>
             </w:r>
-          </w:p>
-          <w:p>
-            <w:pPr>
-              <w:rPr>
-                <w:sz w:val="24"/>
-                <w:szCs w:val="24"/>
-              </w:rPr>
-            </w:pPr>
           </w:p>
         </w:tc>
       </w:tr>
@@ -1372,59 +1799,69 @@
         <w:tc>
           <w:tcPr>
             <w:tcW w:w="6335" w:type="dxa"/>
-            <w:hideMark/>
-          </w:tcPr>
-          <w:p>
-            <w:pPr>
-              <w:rPr>
-                <w:sz w:val="24"/>
-                <w:szCs w:val="24"/>
-              </w:rPr>
-            </w:pPr>
-            <w:r>
-              <w:rPr>
+            <w:tcBorders>
+              <w:top w:val="single" w:sz="4" w:space="0" w:color="auto"/>
+              <w:left w:val="single" w:sz="4" w:space="0" w:color="auto"/>
+              <w:bottom w:val="single" w:sz="4" w:space="0" w:color="auto"/>
+              <w:right w:val="single" w:sz="4" w:space="0" w:color="auto"/>
+            </w:tcBorders>
+            <w:tcMar>
+              <w:top w:w="0" w:type="dxa"/>
+              <w:left w:w="108" w:type="dxa"/>
+              <w:bottom w:w="0" w:type="dxa"/>
+              <w:right w:w="108" w:type="dxa"/>
+            </w:tcMar>
+            <w:hideMark/>
+          </w:tcPr>
+          <w:p>
+            <w:pPr>
+              <w:rPr>
+                <w:sz w:val="24"/>
+                <w:szCs w:val="24"/>
+              </w:rPr>
+            </w:pPr>
+            <w:r>
+              <w:rPr>
+                <w:rFonts w:ascii="Times New Roman" w:hAnsi="Times New Roman" w:eastAsia="Times New Roman" w:cs="Times New Roman"/>
                 <w:sz w:val="24"/>
                 <w:szCs w:val="24"/>
               </w:rPr>
               <w:t xml:space="preserve">Awal Kuliah / Praktikum Mahasiswa </w:t>
             </w:r>
           </w:p>
-          <w:p>
-            <w:pPr>
-              <w:rPr>
-                <w:sz w:val="24"/>
-                <w:szCs w:val="24"/>
-              </w:rPr>
-            </w:pPr>
-          </w:p>
         </w:tc>
         <w:tc>
           <w:tcPr>
             <w:tcW w:w="0" w:type="auto"/>
-            <w:hideMark/>
-          </w:tcPr>
-          <w:p>
-            <w:pPr>
-              <w:rPr>
-                <w:sz w:val="24"/>
-                <w:szCs w:val="24"/>
-              </w:rPr>
-            </w:pPr>
-            <w:r>
-              <w:rPr>
+            <w:tcBorders>
+              <w:top w:val="single" w:sz="4" w:space="0" w:color="auto"/>
+              <w:left w:val="single" w:sz="4" w:space="0" w:color="auto"/>
+              <w:bottom w:val="single" w:sz="4" w:space="0" w:color="auto"/>
+              <w:right w:val="single" w:sz="4" w:space="0" w:color="auto"/>
+            </w:tcBorders>
+            <w:tcMar>
+              <w:top w:w="0" w:type="dxa"/>
+              <w:left w:w="108" w:type="dxa"/>
+              <w:bottom w:w="0" w:type="dxa"/>
+              <w:right w:w="108" w:type="dxa"/>
+            </w:tcMar>
+            <w:hideMark/>
+          </w:tcPr>
+          <w:p>
+            <w:pPr>
+              <w:rPr>
+                <w:sz w:val="24"/>
+                <w:szCs w:val="24"/>
+              </w:rPr>
+            </w:pPr>
+            <w:r>
+              <w:rPr>
+                <w:rFonts w:ascii="Times New Roman" w:hAnsi="Times New Roman" w:eastAsia="Times New Roman" w:cs="Times New Roman"/>
                 <w:sz w:val="24"/>
                 <w:szCs w:val="24"/>
               </w:rPr>
               <w:t xml:space="preserve">14 September 2026 </w:t>
             </w:r>
-          </w:p>
-          <w:p>
-            <w:pPr>
-              <w:rPr>
-                <w:sz w:val="24"/>
-                <w:szCs w:val="24"/>
-              </w:rPr>
-            </w:pPr>
           </w:p>
         </w:tc>
       </w:tr>
@@ -1435,59 +1872,69 @@
         <w:tc>
           <w:tcPr>
             <w:tcW w:w="6335" w:type="dxa"/>
-            <w:hideMark/>
-          </w:tcPr>
-          <w:p>
-            <w:pPr>
-              <w:rPr>
-                <w:sz w:val="24"/>
-                <w:szCs w:val="24"/>
-              </w:rPr>
-            </w:pPr>
-            <w:r>
-              <w:rPr>
+            <w:tcBorders>
+              <w:top w:val="single" w:sz="4" w:space="0" w:color="auto"/>
+              <w:left w:val="single" w:sz="4" w:space="0" w:color="auto"/>
+              <w:bottom w:val="single" w:sz="4" w:space="0" w:color="auto"/>
+              <w:right w:val="single" w:sz="4" w:space="0" w:color="auto"/>
+            </w:tcBorders>
+            <w:tcMar>
+              <w:top w:w="0" w:type="dxa"/>
+              <w:left w:w="108" w:type="dxa"/>
+              <w:bottom w:w="0" w:type="dxa"/>
+              <w:right w:w="108" w:type="dxa"/>
+            </w:tcMar>
+            <w:hideMark/>
+          </w:tcPr>
+          <w:p>
+            <w:pPr>
+              <w:rPr>
+                <w:sz w:val="24"/>
+                <w:szCs w:val="24"/>
+              </w:rPr>
+            </w:pPr>
+            <w:r>
+              <w:rPr>
+                <w:rFonts w:ascii="Times New Roman" w:hAnsi="Times New Roman" w:eastAsia="Times New Roman" w:cs="Times New Roman"/>
                 <w:sz w:val="24"/>
                 <w:szCs w:val="24"/>
               </w:rPr>
               <w:t xml:space="preserve">Batas Waktu Kartu Perubahan Rencana Studi (KPRS) / Cuti Kuliah </w:t>
             </w:r>
           </w:p>
-          <w:p>
-            <w:pPr>
-              <w:rPr>
-                <w:sz w:val="24"/>
-                <w:szCs w:val="24"/>
-              </w:rPr>
-            </w:pPr>
-          </w:p>
         </w:tc>
         <w:tc>
           <w:tcPr>
             <w:tcW w:w="0" w:type="auto"/>
-            <w:hideMark/>
-          </w:tcPr>
-          <w:p>
-            <w:pPr>
-              <w:rPr>
-                <w:sz w:val="24"/>
-                <w:szCs w:val="24"/>
-              </w:rPr>
-            </w:pPr>
-            <w:r>
-              <w:rPr>
+            <w:tcBorders>
+              <w:top w:val="single" w:sz="4" w:space="0" w:color="auto"/>
+              <w:left w:val="single" w:sz="4" w:space="0" w:color="auto"/>
+              <w:bottom w:val="single" w:sz="4" w:space="0" w:color="auto"/>
+              <w:right w:val="single" w:sz="4" w:space="0" w:color="auto"/>
+            </w:tcBorders>
+            <w:tcMar>
+              <w:top w:w="0" w:type="dxa"/>
+              <w:left w:w="108" w:type="dxa"/>
+              <w:bottom w:w="0" w:type="dxa"/>
+              <w:right w:w="108" w:type="dxa"/>
+            </w:tcMar>
+            <w:hideMark/>
+          </w:tcPr>
+          <w:p>
+            <w:pPr>
+              <w:rPr>
+                <w:sz w:val="24"/>
+                <w:szCs w:val="24"/>
+              </w:rPr>
+            </w:pPr>
+            <w:r>
+              <w:rPr>
+                <w:rFonts w:ascii="Times New Roman" w:hAnsi="Times New Roman" w:eastAsia="Times New Roman" w:cs="Times New Roman"/>
                 <w:sz w:val="24"/>
                 <w:szCs w:val="24"/>
               </w:rPr>
               <w:t xml:space="preserve">30 September 2026 </w:t>
             </w:r>
-          </w:p>
-          <w:p>
-            <w:pPr>
-              <w:rPr>
-                <w:sz w:val="24"/>
-                <w:szCs w:val="24"/>
-              </w:rPr>
-            </w:pPr>
           </w:p>
         </w:tc>
       </w:tr>
@@ -1498,59 +1945,69 @@
         <w:tc>
           <w:tcPr>
             <w:tcW w:w="6335" w:type="dxa"/>
-            <w:hideMark/>
-          </w:tcPr>
-          <w:p>
-            <w:pPr>
-              <w:rPr>
-                <w:sz w:val="24"/>
-                <w:szCs w:val="24"/>
-              </w:rPr>
-            </w:pPr>
-            <w:r>
-              <w:rPr>
+            <w:tcBorders>
+              <w:top w:val="single" w:sz="4" w:space="0" w:color="auto"/>
+              <w:left w:val="single" w:sz="4" w:space="0" w:color="auto"/>
+              <w:bottom w:val="single" w:sz="4" w:space="0" w:color="auto"/>
+              <w:right w:val="single" w:sz="4" w:space="0" w:color="auto"/>
+            </w:tcBorders>
+            <w:tcMar>
+              <w:top w:w="0" w:type="dxa"/>
+              <w:left w:w="108" w:type="dxa"/>
+              <w:bottom w:w="0" w:type="dxa"/>
+              <w:right w:w="108" w:type="dxa"/>
+            </w:tcMar>
+            <w:hideMark/>
+          </w:tcPr>
+          <w:p>
+            <w:pPr>
+              <w:rPr>
+                <w:sz w:val="24"/>
+                <w:szCs w:val="24"/>
+              </w:rPr>
+            </w:pPr>
+            <w:r>
+              <w:rPr>
+                <w:rFonts w:ascii="Times New Roman" w:hAnsi="Times New Roman" w:eastAsia="Times New Roman" w:cs="Times New Roman"/>
                 <w:sz w:val="24"/>
                 <w:szCs w:val="24"/>
               </w:rPr>
               <w:t xml:space="preserve">Wisuda Sarjana T.A. 2025/2026 </w:t>
             </w:r>
           </w:p>
-          <w:p>
-            <w:pPr>
-              <w:rPr>
-                <w:sz w:val="24"/>
-                <w:szCs w:val="24"/>
-              </w:rPr>
-            </w:pPr>
-          </w:p>
         </w:tc>
         <w:tc>
           <w:tcPr>
             <w:tcW w:w="0" w:type="auto"/>
-            <w:hideMark/>
-          </w:tcPr>
-          <w:p>
-            <w:pPr>
-              <w:rPr>
-                <w:sz w:val="24"/>
-                <w:szCs w:val="24"/>
-              </w:rPr>
-            </w:pPr>
-            <w:r>
-              <w:rPr>
+            <w:tcBorders>
+              <w:top w:val="single" w:sz="4" w:space="0" w:color="auto"/>
+              <w:left w:val="single" w:sz="4" w:space="0" w:color="auto"/>
+              <w:bottom w:val="single" w:sz="4" w:space="0" w:color="auto"/>
+              <w:right w:val="single" w:sz="4" w:space="0" w:color="auto"/>
+            </w:tcBorders>
+            <w:tcMar>
+              <w:top w:w="0" w:type="dxa"/>
+              <w:left w:w="108" w:type="dxa"/>
+              <w:bottom w:w="0" w:type="dxa"/>
+              <w:right w:w="108" w:type="dxa"/>
+            </w:tcMar>
+            <w:hideMark/>
+          </w:tcPr>
+          <w:p>
+            <w:pPr>
+              <w:rPr>
+                <w:sz w:val="24"/>
+                <w:szCs w:val="24"/>
+              </w:rPr>
+            </w:pPr>
+            <w:r>
+              <w:rPr>
+                <w:rFonts w:ascii="Times New Roman" w:hAnsi="Times New Roman" w:eastAsia="Times New Roman" w:cs="Times New Roman"/>
                 <w:sz w:val="24"/>
                 <w:szCs w:val="24"/>
               </w:rPr>
               <w:t xml:space="preserve">24 Oktober 2026 </w:t>
             </w:r>
-          </w:p>
-          <w:p>
-            <w:pPr>
-              <w:rPr>
-                <w:sz w:val="24"/>
-                <w:szCs w:val="24"/>
-              </w:rPr>
-            </w:pPr>
           </w:p>
         </w:tc>
       </w:tr>
@@ -1561,59 +2018,69 @@
         <w:tc>
           <w:tcPr>
             <w:tcW w:w="6335" w:type="dxa"/>
-            <w:hideMark/>
-          </w:tcPr>
-          <w:p>
-            <w:pPr>
-              <w:rPr>
-                <w:sz w:val="24"/>
-                <w:szCs w:val="24"/>
-              </w:rPr>
-            </w:pPr>
-            <w:r>
-              <w:rPr>
+            <w:tcBorders>
+              <w:top w:val="single" w:sz="4" w:space="0" w:color="auto"/>
+              <w:left w:val="single" w:sz="4" w:space="0" w:color="auto"/>
+              <w:bottom w:val="single" w:sz="4" w:space="0" w:color="auto"/>
+              <w:right w:val="single" w:sz="4" w:space="0" w:color="auto"/>
+            </w:tcBorders>
+            <w:tcMar>
+              <w:top w:w="0" w:type="dxa"/>
+              <w:left w:w="108" w:type="dxa"/>
+              <w:bottom w:w="0" w:type="dxa"/>
+              <w:right w:w="108" w:type="dxa"/>
+            </w:tcMar>
+            <w:hideMark/>
+          </w:tcPr>
+          <w:p>
+            <w:pPr>
+              <w:rPr>
+                <w:sz w:val="24"/>
+                <w:szCs w:val="24"/>
+              </w:rPr>
+            </w:pPr>
+            <w:r>
+              <w:rPr>
+                <w:rFonts w:ascii="Times New Roman" w:hAnsi="Times New Roman" w:eastAsia="Times New Roman" w:cs="Times New Roman"/>
                 <w:sz w:val="24"/>
                 <w:szCs w:val="24"/>
               </w:rPr>
               <w:t xml:space="preserve">Ujian Tengah Semester (UTS) </w:t>
             </w:r>
           </w:p>
-          <w:p>
-            <w:pPr>
-              <w:rPr>
-                <w:sz w:val="24"/>
-                <w:szCs w:val="24"/>
-              </w:rPr>
-            </w:pPr>
-          </w:p>
         </w:tc>
         <w:tc>
           <w:tcPr>
             <w:tcW w:w="0" w:type="auto"/>
-            <w:hideMark/>
-          </w:tcPr>
-          <w:p>
-            <w:pPr>
-              <w:rPr>
-                <w:sz w:val="24"/>
-                <w:szCs w:val="24"/>
-              </w:rPr>
-            </w:pPr>
-            <w:r>
-              <w:rPr>
+            <w:tcBorders>
+              <w:top w:val="single" w:sz="4" w:space="0" w:color="auto"/>
+              <w:left w:val="single" w:sz="4" w:space="0" w:color="auto"/>
+              <w:bottom w:val="single" w:sz="4" w:space="0" w:color="auto"/>
+              <w:right w:val="single" w:sz="4" w:space="0" w:color="auto"/>
+            </w:tcBorders>
+            <w:tcMar>
+              <w:top w:w="0" w:type="dxa"/>
+              <w:left w:w="108" w:type="dxa"/>
+              <w:bottom w:w="0" w:type="dxa"/>
+              <w:right w:w="108" w:type="dxa"/>
+            </w:tcMar>
+            <w:hideMark/>
+          </w:tcPr>
+          <w:p>
+            <w:pPr>
+              <w:rPr>
+                <w:sz w:val="24"/>
+                <w:szCs w:val="24"/>
+              </w:rPr>
+            </w:pPr>
+            <w:r>
+              <w:rPr>
+                <w:rFonts w:ascii="Times New Roman" w:hAnsi="Times New Roman" w:eastAsia="Times New Roman" w:cs="Times New Roman"/>
                 <w:sz w:val="24"/>
                 <w:szCs w:val="24"/>
               </w:rPr>
               <w:t xml:space="preserve">02 – 07 November 2026 </w:t>
             </w:r>
-          </w:p>
-          <w:p>
-            <w:pPr>
-              <w:rPr>
-                <w:sz w:val="24"/>
-                <w:szCs w:val="24"/>
-              </w:rPr>
-            </w:pPr>
           </w:p>
         </w:tc>
       </w:tr>
@@ -1624,59 +2091,143 @@
         <w:tc>
           <w:tcPr>
             <w:tcW w:w="6335" w:type="dxa"/>
-            <w:hideMark/>
-          </w:tcPr>
-          <w:p>
-            <w:pPr>
-              <w:rPr>
-                <w:sz w:val="24"/>
-                <w:szCs w:val="24"/>
-              </w:rPr>
-            </w:pPr>
-            <w:r>
-              <w:rPr>
+            <w:tcBorders>
+              <w:top w:val="single" w:sz="4" w:space="0" w:color="auto"/>
+              <w:left w:val="single" w:sz="4" w:space="0" w:color="auto"/>
+              <w:bottom w:val="single" w:sz="4" w:space="0" w:color="auto"/>
+              <w:right w:val="single" w:sz="4" w:space="0" w:color="auto"/>
+            </w:tcBorders>
+            <w:tcMar>
+              <w:top w:w="0" w:type="dxa"/>
+              <w:left w:w="108" w:type="dxa"/>
+              <w:bottom w:w="0" w:type="dxa"/>
+              <w:right w:w="108" w:type="dxa"/>
+            </w:tcMar>
+            <w:hideMark/>
+          </w:tcPr>
+          <w:p>
+            <w:pPr>
+              <w:rPr>
+                <w:sz w:val="24"/>
+                <w:szCs w:val="24"/>
+              </w:rPr>
+            </w:pPr>
+            <w:r>
+              <w:rPr>
+                <w:rFonts w:ascii="Times New Roman" w:hAnsi="Times New Roman" w:eastAsia="Times New Roman" w:cs="Times New Roman"/>
                 <w:sz w:val="24"/>
                 <w:szCs w:val="24"/>
               </w:rPr>
               <w:t xml:space="preserve">Libur Natal </w:t>
             </w:r>
           </w:p>
-          <w:p>
-            <w:pPr>
-              <w:rPr>
-                <w:sz w:val="24"/>
-                <w:szCs w:val="24"/>
-              </w:rPr>
-            </w:pPr>
-          </w:p>
         </w:tc>
         <w:tc>
           <w:tcPr>
             <w:tcW w:w="0" w:type="auto"/>
-            <w:hideMark/>
-          </w:tcPr>
-          <w:p>
-            <w:pPr>
-              <w:rPr>
-                <w:sz w:val="24"/>
-                <w:szCs w:val="24"/>
-              </w:rPr>
-            </w:pPr>
-            <w:r>
-              <w:rPr>
+            <w:tcBorders>
+              <w:top w:val="single" w:sz="4" w:space="0" w:color="auto"/>
+              <w:left w:val="single" w:sz="4" w:space="0" w:color="auto"/>
+              <w:bottom w:val="single" w:sz="4" w:space="0" w:color="auto"/>
+              <w:right w:val="single" w:sz="4" w:space="0" w:color="auto"/>
+            </w:tcBorders>
+            <w:tcMar>
+              <w:top w:w="0" w:type="dxa"/>
+              <w:left w:w="108" w:type="dxa"/>
+              <w:bottom w:w="0" w:type="dxa"/>
+              <w:right w:w="108" w:type="dxa"/>
+            </w:tcMar>
+            <w:hideMark/>
+          </w:tcPr>
+          <w:p>
+            <w:pPr>
+              <w:rPr>
+                <w:sz w:val="24"/>
+                <w:szCs w:val="24"/>
+              </w:rPr>
+            </w:pPr>
+            <w:r>
+              <w:rPr>
+                <w:rFonts w:ascii="Times New Roman" w:hAnsi="Times New Roman" w:eastAsia="Times New Roman" w:cs="Times New Roman"/>
                 <w:sz w:val="24"/>
                 <w:szCs w:val="24"/>
               </w:rPr>
               <w:t xml:space="preserve">25 Desember 2026 </w:t>
             </w:r>
           </w:p>
-          <w:p>
-            <w:pPr>
-              <w:rPr>
-                <w:sz w:val="24"/>
-                <w:szCs w:val="24"/>
-              </w:rPr>
-            </w:pPr>
+        </w:tc>
+      </w:tr>
+      <w:tr>
+        <w:trPr>
+          <w:trHeight w:val="390" w:hRule="atLeast"/>
+          <w:jc w:val="center"/>
+        </w:trPr>
+        <w:tc>
+          <w:tcPr>
+            <w:tcW w:w="6335" w:type="dxa"/>
+            <w:tcBorders>
+              <w:top w:val="single" w:sz="4" w:space="0" w:color="auto"/>
+              <w:left w:val="single" w:sz="4" w:space="0" w:color="auto"/>
+              <w:bottom w:val="single" w:sz="4" w:space="0" w:color="auto"/>
+              <w:right w:val="single" w:sz="4" w:space="0" w:color="auto"/>
+            </w:tcBorders>
+            <w:tcMar>
+              <w:top w:w="0" w:type="dxa"/>
+              <w:left w:w="108" w:type="dxa"/>
+              <w:bottom w:w="0" w:type="dxa"/>
+              <w:right w:w="108" w:type="dxa"/>
+            </w:tcMar>
+            <w:hideMark/>
+          </w:tcPr>
+          <w:p>
+            <w:pPr>
+              <w:rPr>
+                <w:sz w:val="24"/>
+                <w:szCs w:val="24"/>
+              </w:rPr>
+            </w:pPr>
+            <w:r>
+              <w:rPr>
+                <w:rFonts w:ascii="Times New Roman" w:hAnsi="Times New Roman" w:eastAsia="Times New Roman" w:cs="Times New Roman"/>
+                <w:sz w:val="24"/>
+                <w:szCs w:val="24"/>
+              </w:rPr>
+              <w:t xml:space="preserve">Libur Tahun Baru </w:t>
+            </w:r>
+          </w:p>
+        </w:tc>
+        <w:tc>
+          <w:tcPr>
+            <w:tcW w:w="0" w:type="auto"/>
+            <w:tcBorders>
+              <w:top w:val="single" w:sz="4" w:space="0" w:color="auto"/>
+              <w:left w:val="single" w:sz="4" w:space="0" w:color="auto"/>
+              <w:bottom w:val="single" w:sz="4" w:space="0" w:color="auto"/>
+              <w:right w:val="single" w:sz="4" w:space="0" w:color="auto"/>
+            </w:tcBorders>
+            <w:tcMar>
+              <w:top w:w="0" w:type="dxa"/>
+              <w:left w:w="108" w:type="dxa"/>
+              <w:bottom w:w="0" w:type="dxa"/>
+              <w:right w:w="108" w:type="dxa"/>
+            </w:tcMar>
+            <w:hideMark/>
+          </w:tcPr>
+          <w:p>
+            <w:pPr>
+              <w:rPr>
+                <w:sz w:val="24"/>
+                <w:szCs w:val="24"/>
+              </w:rPr>
+            </w:pPr>
+            <w:r>
+              <w:rPr>
+                <w:rFonts w:ascii="Times New Roman" w:hAnsi="Times New Roman" w:eastAsia="Times New Roman" w:cs="Times New Roman"/>
+                <w:sz w:val="24"/>
+                <w:szCs w:val="24"/>
+              </w:rPr>
+              <w:t xml:space="preserve">01 Januari 2027 </w:t>
+            </w:r>
           </w:p>
         </w:tc>
       </w:tr>
@@ -1687,59 +2238,69 @@
         <w:tc>
           <w:tcPr>
             <w:tcW w:w="6335" w:type="dxa"/>
-            <w:hideMark/>
-          </w:tcPr>
-          <w:p>
-            <w:pPr>
-              <w:rPr>
-                <w:sz w:val="24"/>
-                <w:szCs w:val="24"/>
-              </w:rPr>
-            </w:pPr>
-            <w:r>
-              <w:rPr>
-                <w:sz w:val="24"/>
-                <w:szCs w:val="24"/>
-              </w:rPr>
-              <w:t xml:space="preserve">Libur Tahun Baru </w:t>
-            </w:r>
-          </w:p>
-          <w:p>
-            <w:pPr>
-              <w:rPr>
-                <w:sz w:val="24"/>
-                <w:szCs w:val="24"/>
-              </w:rPr>
-            </w:pPr>
+            <w:tcBorders>
+              <w:top w:val="single" w:sz="4" w:space="0" w:color="auto"/>
+              <w:left w:val="single" w:sz="4" w:space="0" w:color="auto"/>
+              <w:bottom w:val="single" w:sz="4" w:space="0" w:color="auto"/>
+              <w:right w:val="single" w:sz="4" w:space="0" w:color="auto"/>
+            </w:tcBorders>
+            <w:tcMar>
+              <w:top w:w="0" w:type="dxa"/>
+              <w:left w:w="108" w:type="dxa"/>
+              <w:bottom w:w="0" w:type="dxa"/>
+              <w:right w:w="108" w:type="dxa"/>
+            </w:tcMar>
+            <w:hideMark/>
+          </w:tcPr>
+          <w:p>
+            <w:pPr>
+              <w:rPr>
+                <w:sz w:val="24"/>
+                <w:szCs w:val="24"/>
+              </w:rPr>
+            </w:pPr>
+            <w:r>
+              <w:rPr>
+                <w:rFonts w:ascii="Times New Roman" w:hAnsi="Times New Roman" w:eastAsia="Times New Roman" w:cs="Times New Roman"/>
+                <w:sz w:val="24"/>
+                <w:szCs w:val="24"/>
+              </w:rPr>
+              <w:t xml:space="preserve">Akhir Kuliah / Praktikum </w:t>
+            </w:r>
           </w:p>
         </w:tc>
         <w:tc>
           <w:tcPr>
             <w:tcW w:w="0" w:type="auto"/>
-            <w:hideMark/>
-          </w:tcPr>
-          <w:p>
-            <w:pPr>
-              <w:rPr>
-                <w:sz w:val="24"/>
-                <w:szCs w:val="24"/>
-              </w:rPr>
-            </w:pPr>
-            <w:r>
-              <w:rPr>
-                <w:sz w:val="24"/>
-                <w:szCs w:val="24"/>
-              </w:rPr>
-              <w:t xml:space="preserve">01 Januari 2027 </w:t>
-            </w:r>
-          </w:p>
-          <w:p>
-            <w:pPr>
-              <w:rPr>
-                <w:sz w:val="24"/>
-                <w:szCs w:val="24"/>
-              </w:rPr>
-            </w:pPr>
+            <w:tcBorders>
+              <w:top w:val="single" w:sz="4" w:space="0" w:color="auto"/>
+              <w:left w:val="single" w:sz="4" w:space="0" w:color="auto"/>
+              <w:bottom w:val="single" w:sz="4" w:space="0" w:color="auto"/>
+              <w:right w:val="single" w:sz="4" w:space="0" w:color="auto"/>
+            </w:tcBorders>
+            <w:tcMar>
+              <w:top w:w="0" w:type="dxa"/>
+              <w:left w:w="108" w:type="dxa"/>
+              <w:bottom w:w="0" w:type="dxa"/>
+              <w:right w:w="108" w:type="dxa"/>
+            </w:tcMar>
+            <w:hideMark/>
+          </w:tcPr>
+          <w:p>
+            <w:pPr>
+              <w:rPr>
+                <w:sz w:val="24"/>
+                <w:szCs w:val="24"/>
+              </w:rPr>
+            </w:pPr>
+            <w:r>
+              <w:rPr>
+                <w:rFonts w:ascii="Times New Roman" w:hAnsi="Times New Roman" w:eastAsia="Times New Roman" w:cs="Times New Roman"/>
+                <w:sz w:val="24"/>
+                <w:szCs w:val="24"/>
+              </w:rPr>
+              <w:t xml:space="preserve">02 Januari 2027 </w:t>
+            </w:r>
           </w:p>
         </w:tc>
       </w:tr>
@@ -1750,59 +2311,69 @@
         <w:tc>
           <w:tcPr>
             <w:tcW w:w="6335" w:type="dxa"/>
-            <w:hideMark/>
-          </w:tcPr>
-          <w:p>
-            <w:pPr>
-              <w:rPr>
-                <w:sz w:val="24"/>
-                <w:szCs w:val="24"/>
-              </w:rPr>
-            </w:pPr>
-            <w:r>
-              <w:rPr>
-                <w:sz w:val="24"/>
-                <w:szCs w:val="24"/>
-              </w:rPr>
-              <w:t xml:space="preserve">Akhir Kuliah / Praktikum </w:t>
-            </w:r>
-          </w:p>
-          <w:p>
-            <w:pPr>
-              <w:rPr>
-                <w:sz w:val="24"/>
-                <w:szCs w:val="24"/>
-              </w:rPr>
-            </w:pPr>
+            <w:tcBorders>
+              <w:top w:val="single" w:sz="4" w:space="0" w:color="auto"/>
+              <w:left w:val="single" w:sz="4" w:space="0" w:color="auto"/>
+              <w:bottom w:val="single" w:sz="4" w:space="0" w:color="auto"/>
+              <w:right w:val="single" w:sz="4" w:space="0" w:color="auto"/>
+            </w:tcBorders>
+            <w:tcMar>
+              <w:top w:w="0" w:type="dxa"/>
+              <w:left w:w="108" w:type="dxa"/>
+              <w:bottom w:w="0" w:type="dxa"/>
+              <w:right w:w="108" w:type="dxa"/>
+            </w:tcMar>
+            <w:hideMark/>
+          </w:tcPr>
+          <w:p>
+            <w:pPr>
+              <w:rPr>
+                <w:sz w:val="24"/>
+                <w:szCs w:val="24"/>
+              </w:rPr>
+            </w:pPr>
+            <w:r>
+              <w:rPr>
+                <w:rFonts w:ascii="Times New Roman" w:hAnsi="Times New Roman" w:eastAsia="Times New Roman" w:cs="Times New Roman"/>
+                <w:sz w:val="24"/>
+                <w:szCs w:val="24"/>
+              </w:rPr>
+              <w:t xml:space="preserve">Ujian Akhir Semester (UAS) </w:t>
+            </w:r>
           </w:p>
         </w:tc>
         <w:tc>
           <w:tcPr>
             <w:tcW w:w="0" w:type="auto"/>
-            <w:hideMark/>
-          </w:tcPr>
-          <w:p>
-            <w:pPr>
-              <w:rPr>
-                <w:sz w:val="24"/>
-                <w:szCs w:val="24"/>
-              </w:rPr>
-            </w:pPr>
-            <w:r>
-              <w:rPr>
-                <w:sz w:val="24"/>
-                <w:szCs w:val="24"/>
-              </w:rPr>
-              <w:t xml:space="preserve">02 Januari 2027 </w:t>
-            </w:r>
-          </w:p>
-          <w:p>
-            <w:pPr>
-              <w:rPr>
-                <w:sz w:val="24"/>
-                <w:szCs w:val="24"/>
-              </w:rPr>
-            </w:pPr>
+            <w:tcBorders>
+              <w:top w:val="single" w:sz="4" w:space="0" w:color="auto"/>
+              <w:left w:val="single" w:sz="4" w:space="0" w:color="auto"/>
+              <w:bottom w:val="single" w:sz="4" w:space="0" w:color="auto"/>
+              <w:right w:val="single" w:sz="4" w:space="0" w:color="auto"/>
+            </w:tcBorders>
+            <w:tcMar>
+              <w:top w:w="0" w:type="dxa"/>
+              <w:left w:w="108" w:type="dxa"/>
+              <w:bottom w:w="0" w:type="dxa"/>
+              <w:right w:w="108" w:type="dxa"/>
+            </w:tcMar>
+            <w:hideMark/>
+          </w:tcPr>
+          <w:p>
+            <w:pPr>
+              <w:rPr>
+                <w:sz w:val="24"/>
+                <w:szCs w:val="24"/>
+              </w:rPr>
+            </w:pPr>
+            <w:r>
+              <w:rPr>
+                <w:rFonts w:ascii="Times New Roman" w:hAnsi="Times New Roman" w:eastAsia="Times New Roman" w:cs="Times New Roman"/>
+                <w:sz w:val="24"/>
+                <w:szCs w:val="24"/>
+              </w:rPr>
+              <w:t xml:space="preserve">04 – 09 Januari 2027 </w:t>
+            </w:r>
           </w:p>
         </w:tc>
       </w:tr>
@@ -1813,59 +2384,69 @@
         <w:tc>
           <w:tcPr>
             <w:tcW w:w="6335" w:type="dxa"/>
-            <w:hideMark/>
-          </w:tcPr>
-          <w:p>
-            <w:pPr>
-              <w:rPr>
-                <w:sz w:val="24"/>
-                <w:szCs w:val="24"/>
-              </w:rPr>
-            </w:pPr>
-            <w:r>
-              <w:rPr>
-                <w:sz w:val="24"/>
-                <w:szCs w:val="24"/>
-              </w:rPr>
-              <w:t xml:space="preserve">Ujian Akhir Semester (UAS) </w:t>
-            </w:r>
-          </w:p>
-          <w:p>
-            <w:pPr>
-              <w:rPr>
-                <w:sz w:val="24"/>
-                <w:szCs w:val="24"/>
-              </w:rPr>
-            </w:pPr>
+            <w:tcBorders>
+              <w:top w:val="single" w:sz="4" w:space="0" w:color="auto"/>
+              <w:left w:val="single" w:sz="4" w:space="0" w:color="auto"/>
+              <w:bottom w:val="single" w:sz="4" w:space="0" w:color="auto"/>
+              <w:right w:val="single" w:sz="4" w:space="0" w:color="auto"/>
+            </w:tcBorders>
+            <w:tcMar>
+              <w:top w:w="0" w:type="dxa"/>
+              <w:left w:w="108" w:type="dxa"/>
+              <w:bottom w:w="0" w:type="dxa"/>
+              <w:right w:w="108" w:type="dxa"/>
+            </w:tcMar>
+            <w:hideMark/>
+          </w:tcPr>
+          <w:p>
+            <w:pPr>
+              <w:rPr>
+                <w:sz w:val="24"/>
+                <w:szCs w:val="24"/>
+              </w:rPr>
+            </w:pPr>
+            <w:r>
+              <w:rPr>
+                <w:rFonts w:ascii="Times New Roman" w:hAnsi="Times New Roman" w:eastAsia="Times New Roman" w:cs="Times New Roman"/>
+                <w:sz w:val="24"/>
+                <w:szCs w:val="24"/>
+              </w:rPr>
+              <w:t xml:space="preserve">Pengolahan Nilai </w:t>
+            </w:r>
           </w:p>
         </w:tc>
         <w:tc>
           <w:tcPr>
             <w:tcW w:w="0" w:type="auto"/>
-            <w:hideMark/>
-          </w:tcPr>
-          <w:p>
-            <w:pPr>
-              <w:rPr>
-                <w:sz w:val="24"/>
-                <w:szCs w:val="24"/>
-              </w:rPr>
-            </w:pPr>
-            <w:r>
-              <w:rPr>
-                <w:sz w:val="24"/>
-                <w:szCs w:val="24"/>
-              </w:rPr>
-              <w:t xml:space="preserve">04 – 09 Januari 2027 </w:t>
-            </w:r>
-          </w:p>
-          <w:p>
-            <w:pPr>
-              <w:rPr>
-                <w:sz w:val="24"/>
-                <w:szCs w:val="24"/>
-              </w:rPr>
-            </w:pPr>
+            <w:tcBorders>
+              <w:top w:val="single" w:sz="4" w:space="0" w:color="auto"/>
+              <w:left w:val="single" w:sz="4" w:space="0" w:color="auto"/>
+              <w:bottom w:val="single" w:sz="4" w:space="0" w:color="auto"/>
+              <w:right w:val="single" w:sz="4" w:space="0" w:color="auto"/>
+            </w:tcBorders>
+            <w:tcMar>
+              <w:top w:w="0" w:type="dxa"/>
+              <w:left w:w="108" w:type="dxa"/>
+              <w:bottom w:w="0" w:type="dxa"/>
+              <w:right w:w="108" w:type="dxa"/>
+            </w:tcMar>
+            <w:hideMark/>
+          </w:tcPr>
+          <w:p>
+            <w:pPr>
+              <w:rPr>
+                <w:sz w:val="24"/>
+                <w:szCs w:val="24"/>
+              </w:rPr>
+            </w:pPr>
+            <w:r>
+              <w:rPr>
+                <w:rFonts w:ascii="Times New Roman" w:hAnsi="Times New Roman" w:eastAsia="Times New Roman" w:cs="Times New Roman"/>
+                <w:sz w:val="24"/>
+                <w:szCs w:val="24"/>
+              </w:rPr>
+              <w:t xml:space="preserve">11 – 23 Januari 2027 </w:t>
+            </w:r>
           </w:p>
         </w:tc>
       </w:tr>
@@ -1876,122 +2457,69 @@
         <w:tc>
           <w:tcPr>
             <w:tcW w:w="6335" w:type="dxa"/>
-            <w:hideMark/>
-          </w:tcPr>
-          <w:p>
-            <w:pPr>
-              <w:rPr>
-                <w:sz w:val="24"/>
-                <w:szCs w:val="24"/>
-              </w:rPr>
-            </w:pPr>
-            <w:r>
-              <w:rPr>
-                <w:sz w:val="24"/>
-                <w:szCs w:val="24"/>
-              </w:rPr>
-              <w:t xml:space="preserve">Pengolahan Nilai </w:t>
-            </w:r>
-          </w:p>
-          <w:p>
-            <w:pPr>
-              <w:rPr>
-                <w:sz w:val="24"/>
-                <w:szCs w:val="24"/>
-              </w:rPr>
-            </w:pPr>
+            <w:tcBorders>
+              <w:top w:val="single" w:sz="4" w:space="0" w:color="auto"/>
+              <w:left w:val="single" w:sz="4" w:space="0" w:color="auto"/>
+              <w:bottom w:val="single" w:sz="4" w:space="0" w:color="auto"/>
+              <w:right w:val="single" w:sz="4" w:space="0" w:color="auto"/>
+            </w:tcBorders>
+            <w:tcMar>
+              <w:top w:w="0" w:type="dxa"/>
+              <w:left w:w="108" w:type="dxa"/>
+              <w:bottom w:w="0" w:type="dxa"/>
+              <w:right w:w="108" w:type="dxa"/>
+            </w:tcMar>
+            <w:hideMark/>
+          </w:tcPr>
+          <w:p>
+            <w:pPr>
+              <w:rPr>
+                <w:sz w:val="24"/>
+                <w:szCs w:val="24"/>
+              </w:rPr>
+            </w:pPr>
+            <w:r>
+              <w:rPr>
+                <w:rFonts w:ascii="Times New Roman" w:hAnsi="Times New Roman" w:eastAsia="Times New Roman" w:cs="Times New Roman"/>
+                <w:sz w:val="24"/>
+                <w:szCs w:val="24"/>
+              </w:rPr>
+              <w:t xml:space="preserve">Rapat Evaluasi Akademik </w:t>
+            </w:r>
           </w:p>
         </w:tc>
         <w:tc>
           <w:tcPr>
             <w:tcW w:w="0" w:type="auto"/>
-            <w:hideMark/>
-          </w:tcPr>
-          <w:p>
-            <w:pPr>
-              <w:rPr>
-                <w:sz w:val="24"/>
-                <w:szCs w:val="24"/>
-              </w:rPr>
-            </w:pPr>
-            <w:r>
-              <w:rPr>
-                <w:sz w:val="24"/>
-                <w:szCs w:val="24"/>
-              </w:rPr>
-              <w:t xml:space="preserve">11 – 23 Januari 2027 </w:t>
-            </w:r>
-          </w:p>
-          <w:p>
-            <w:pPr>
-              <w:rPr>
-                <w:sz w:val="24"/>
-                <w:szCs w:val="24"/>
-              </w:rPr>
-            </w:pPr>
-          </w:p>
-        </w:tc>
-      </w:tr>
-      <w:tr>
-        <w:trPr>
-          <w:jc w:val="center"/>
-        </w:trPr>
-        <w:tc>
-          <w:tcPr>
-            <w:tcW w:w="6335" w:type="dxa"/>
-            <w:hideMark/>
-          </w:tcPr>
-          <w:p>
-            <w:pPr>
-              <w:rPr>
-                <w:sz w:val="24"/>
-                <w:szCs w:val="24"/>
-              </w:rPr>
-            </w:pPr>
-            <w:r>
-              <w:rPr>
-                <w:sz w:val="24"/>
-                <w:szCs w:val="24"/>
-              </w:rPr>
-              <w:t xml:space="preserve">Rapat Evaluasi Akademik </w:t>
-            </w:r>
-          </w:p>
-          <w:p>
-            <w:pPr>
-              <w:rPr>
-                <w:sz w:val="24"/>
-                <w:szCs w:val="24"/>
-              </w:rPr>
-            </w:pPr>
-          </w:p>
-        </w:tc>
-        <w:tc>
-          <w:tcPr>
-            <w:tcW w:w="0" w:type="auto"/>
-            <w:hideMark/>
-          </w:tcPr>
-          <w:p>
-            <w:pPr>
-              <w:rPr>
-                <w:sz w:val="24"/>
-                <w:szCs w:val="24"/>
-              </w:rPr>
-            </w:pPr>
-            <w:r>
-              <w:rPr>
+            <w:tcBorders>
+              <w:top w:val="single" w:sz="4" w:space="0" w:color="auto"/>
+              <w:left w:val="single" w:sz="4" w:space="0" w:color="auto"/>
+              <w:bottom w:val="single" w:sz="4" w:space="0" w:color="auto"/>
+              <w:right w:val="single" w:sz="4" w:space="0" w:color="auto"/>
+            </w:tcBorders>
+            <w:tcMar>
+              <w:top w:w="0" w:type="dxa"/>
+              <w:left w:w="108" w:type="dxa"/>
+              <w:bottom w:w="0" w:type="dxa"/>
+              <w:right w:w="108" w:type="dxa"/>
+            </w:tcMar>
+            <w:hideMark/>
+          </w:tcPr>
+          <w:p>
+            <w:pPr>
+              <w:rPr>
+                <w:sz w:val="24"/>
+                <w:szCs w:val="24"/>
+              </w:rPr>
+            </w:pPr>
+            <w:r>
+              <w:rPr>
+                <w:rFonts w:ascii="Times New Roman" w:hAnsi="Times New Roman" w:eastAsia="Times New Roman" w:cs="Times New Roman"/>
                 <w:sz w:val="24"/>
                 <w:szCs w:val="24"/>
               </w:rPr>
               <w:t xml:space="preserve">23 Januari 2027 </w:t>
             </w:r>
-          </w:p>
-          <w:p>
-            <w:pPr>
-              <w:rPr>
-                <w:sz w:val="24"/>
-                <w:szCs w:val="24"/>
-              </w:rPr>
-            </w:pPr>
           </w:p>
         </w:tc>
       </w:tr>
@@ -2011,7 +2539,6 @@
     <w:sectPr>
       <w:pgSz w:w="11920" w:h="16860"/>
       <w:pgMar w:top="850" w:right="280" w:bottom="1133" w:left="1140" w:header="720" w:footer="720" w:gutter="0"/>
-      <w:cols w:space="720"/>
       <w:docGrid w:linePitch="299"/>
     </w:sectPr>
   </w:body>

--- a/documents/KALENDER.docx
+++ b/documents/KALENDER.docx
@@ -1,17 +1,25 @@
 
 <file path=word/document.xml><?xml version="1.0" encoding="utf-8"?>
-<w:document xmlns:wpc="http://schemas.microsoft.com/office/word/2010/wordprocessingCanvas" xmlns:cx="http://schemas.microsoft.com/office/drawing/2014/chartex" xmlns:cx1="http://schemas.microsoft.com/office/drawing/2015/9/8/chartex" xmlns:cx2="http://schemas.microsoft.com/office/drawing/2015/10/21/chartex" xmlns:cx3="http://schemas.microsoft.com/office/drawing/2016/5/9/chartex" xmlns:cx4="http://schemas.microsoft.com/office/drawing/2016/5/10/chartex" xmlns:cx5="http://schemas.microsoft.com/office/drawing/2016/5/11/chartex" xmlns:cx6="http://schemas.microsoft.com/office/drawing/2016/5/12/chartex" xmlns:cx7="http://schemas.microsoft.com/office/drawing/2016/5/13/chartex" xmlns:cx8="http://schemas.microsoft.com/office/drawing/2016/5/14/chartex" xmlns:mc="http://schemas.openxmlformats.org/markup-compatibility/2006" xmlns:aink="http://schemas.microsoft.com/office/drawing/2016/ink" xmlns:am3d="http://schemas.microsoft.com/office/drawing/2017/model3d" xmlns:o="urn:schemas-microsoft-com:office:office" xmlns:r="http://schemas.openxmlformats.org/officeDocument/2006/relationships" xmlns:m="http://schemas.openxmlformats.org/officeDocument/2006/math" xmlns:v="urn:schemas-microsoft-com:vml" xmlns:wp14="http://schemas.microsoft.com/office/word/2010/wordprocessingDrawing" xmlns:wp="http://schemas.openxmlformats.org/drawingml/2006/wordprocessingDrawing" xmlns:w10="urn:schemas-microsoft-com:office:word" xmlns:w="http://schemas.openxmlformats.org/wordprocessingml/2006/main" xmlns:w14="http://schemas.microsoft.com/office/word/2010/wordml" xmlns:w15="http://schemas.microsoft.com/office/word/2012/wordml" xmlns:w16cex="http://schemas.microsoft.com/office/word/2018/wordml/cex" xmlns:w16cid="http://schemas.microsoft.com/office/word/2016/wordml/cid" xmlns:w16="http://schemas.microsoft.com/office/word/2018/wordml" xmlns:w16sdtdh="http://schemas.microsoft.com/office/word/2020/wordml/sdtdatahash" xmlns:w16se="http://schemas.microsoft.com/office/word/2015/wordml/symex" xmlns:wpg="http://schemas.microsoft.com/office/word/2010/wordprocessingGroup" xmlns:wpi="http://schemas.microsoft.com/office/word/2010/wordprocessingInk" xmlns:wne="http://schemas.microsoft.com/office/word/2006/wordml" xmlns:wps="http://schemas.microsoft.com/office/word/2010/wordprocessingShape" mc:Ignorable="w14 w15 w16se w16cid w16 w16cex w16sdtdh wp14">
+<w:document xmlns:wpc="http://schemas.microsoft.com/office/word/2010/wordprocessingCanvas" xmlns:mc="http://schemas.openxmlformats.org/markup-compatibility/2006" xmlns:o="urn:schemas-microsoft-com:office:office" xmlns:r="http://schemas.openxmlformats.org/officeDocument/2006/relationships" xmlns:m="http://schemas.openxmlformats.org/officeDocument/2006/math" xmlns:v="urn:schemas-microsoft-com:vml" xmlns:wp14="http://schemas.microsoft.com/office/word/2010/wordprocessingDrawing" xmlns:wp="http://schemas.openxmlformats.org/drawingml/2006/wordprocessingDrawing" xmlns:w10="urn:schemas-microsoft-com:office:word" xmlns:w="http://schemas.openxmlformats.org/wordprocessingml/2006/main" xmlns:w14="http://schemas.microsoft.com/office/word/2010/wordml" xmlns:w15="http://schemas.microsoft.com/office/word/2012/wordml" xmlns:w16se="http://schemas.microsoft.com/office/word/2015/wordml/symex" xmlns:w16cid="http://schemas.microsoft.com/office/word/2016/wordml/cid" xmlns:w16="http://schemas.microsoft.com/office/word/2018/wordml" xmlns:w16cex="http://schemas.microsoft.com/office/word/2018/wordml/cex" xmlns:w16sdtdh="http://schemas.microsoft.com/office/word/2020/wordml/sdtdatahash" xmlns:wne="http://schemas.microsoft.com/office/word/2006/wordml" xmlns:wpg="http://schemas.microsoft.com/office/word/2010/wordprocessingGroup" xmlns:wps="http://schemas.microsoft.com/office/word/2010/wordprocessingShape" mc:Ignorable="w14 w15 w16se w16cid w16 w16cex w16sdtdh wp14">
   <w:body>
     <w:p>
       <w:pPr>
         <w:pStyle w:val="Heading1"/>
         <w:spacing w:after="240"/>
+        <w:jc w:val="center"/>
         <w:rPr>
           <w:sz w:val="24"/>
           <w:szCs w:val="24"/>
         </w:rPr>
       </w:pPr>
       <w:r>
+        <w:rPr>
+          <w:rFonts w:ascii="Times New Roman" w:hAnsi="Times New Roman" w:eastAsia="Times New Roman" w:cs="Times New Roman"/>
+          <w:b/>
+          <w:bCs/>
+          <w:sz w:val="28"/>
+          <w:szCs w:val="28"/>
+        </w:rPr>
         <w:t>KALENDER AKADEMIK STT CIPASUNG 2026/2027</w:t>
       </w:r>
     </w:p>
@@ -22,6 +30,7 @@
           <w:ilvl w:val="0"/>
           <w:numId w:val="1"/>
         </w:numPr>
+        <w:ind w:left="360" w:hanging="360"/>
         <w:rPr>
           <w:b/>
           <w:bCs/>
@@ -29,12 +38,13 @@
       </w:pPr>
       <w:r>
         <w:rPr>
+          <w:rFonts w:ascii="Times New Roman" w:hAnsi="Times New Roman" w:eastAsia="Times New Roman" w:cs="Times New Roman"/>
           <w:b/>
           <w:bCs/>
           <w:sz w:val="24"/>
           <w:szCs w:val="24"/>
         </w:rPr>
-        <w:t>Pra Akademik 2026/2027 (Penerimaan Mahasiswa Baru)</w:t>
+        <w:t>Pra Akademik 2026/2027 PMB (Penerimaan Mahasiswa Baru)</w:t>
       </w:r>
     </w:p>
     <w:tbl>
@@ -42,8 +52,22 @@
         <w:tblStyle w:val="TableGrid"/>
         <w:tblW w:w="0" w:type="auto"/>
         <w:jc w:val="center"/>
+        <w:tblBorders>
+          <w:top w:val="single" w:sz="4" w:space="0" w:color="auto"/>
+          <w:left w:val="single" w:sz="4" w:space="0" w:color="auto"/>
+          <w:bottom w:val="single" w:sz="4" w:space="0" w:color="auto"/>
+          <w:right w:val="single" w:sz="4" w:space="0" w:color="auto"/>
+          <w:insideH w:val="single" w:sz="4" w:space="0" w:color="auto"/>
+          <w:insideV w:val="single" w:sz="4" w:space="0" w:color="auto"/>
+        </w:tblBorders>
         <w:tblLayout w:type="fixed"/>
-        <w:tblLook w:val="07E0" w:firstRow="1" w:lastRow="1" w:firstColumn="1" w:lastColumn="1" w:noHBand="1" w:noVBand="1"/>
+        <w:tblCellMar>
+          <w:top w:w="0" w:type="dxa"/>
+          <w:left w:w="108" w:type="dxa"/>
+          <w:bottom w:w="0" w:type="dxa"/>
+          <w:right w:w="108" w:type="dxa"/>
+        </w:tblCellMar>
+        <w:tblLook w:firstRow="1" w:lastRow="1" w:firstColumn="1" w:lastColumn="1" w:noHBand="1" w:noVBand="1"/>
       </w:tblPr>
       <w:tblGrid>
         <w:gridCol w:w="2126"/>
@@ -82,6 +106,9 @@
             <w:r>
               <w:rPr>
                 <w:rStyle w:val="Strong"/>
+                <w:rFonts w:ascii="Times New Roman" w:hAnsi="Times New Roman" w:eastAsia="Times New Roman" w:cs="Times New Roman"/>
+                <w:b/>
+                <w:bCs/>
                 <w:sz w:val="24"/>
                 <w:szCs w:val="24"/>
               </w:rPr>
@@ -117,6 +144,9 @@
             <w:r>
               <w:rPr>
                 <w:rStyle w:val="Strong"/>
+                <w:rFonts w:ascii="Times New Roman" w:hAnsi="Times New Roman" w:eastAsia="Times New Roman" w:cs="Times New Roman"/>
+                <w:b/>
+                <w:bCs/>
                 <w:sz w:val="24"/>
                 <w:szCs w:val="24"/>
               </w:rPr>
@@ -152,6 +182,9 @@
             <w:r>
               <w:rPr>
                 <w:rStyle w:val="Strong"/>
+                <w:rFonts w:ascii="Times New Roman" w:hAnsi="Times New Roman" w:eastAsia="Times New Roman" w:cs="Times New Roman"/>
+                <w:b/>
+                <w:bCs/>
                 <w:sz w:val="24"/>
                 <w:szCs w:val="24"/>
               </w:rPr>
@@ -172,6 +205,7 @@
             <w:tcBorders>
               <w:top w:val="single" w:sz="4" w:space="0" w:color="auto"/>
               <w:left w:val="single" w:sz="4" w:space="0" w:color="auto"/>
+              <w:bottom w:val="single" w:sz="4" w:space="0" w:color="auto"/>
               <w:right w:val="single" w:sz="4" w:space="0" w:color="auto"/>
             </w:tcBorders>
             <w:tcMar>
@@ -192,6 +226,7 @@
             </w:pPr>
             <w:r>
               <w:rPr>
+                <w:rFonts w:ascii="Times New Roman" w:hAnsi="Times New Roman" w:eastAsia="Times New Roman" w:cs="Times New Roman"/>
                 <w:b/>
                 <w:bCs/>
                 <w:sz w:val="24"/>
@@ -227,6 +262,7 @@
             </w:pPr>
             <w:r>
               <w:rPr>
+                <w:rFonts w:ascii="Times New Roman" w:hAnsi="Times New Roman" w:eastAsia="Times New Roman" w:cs="Times New Roman"/>
                 <w:sz w:val="24"/>
                 <w:szCs w:val="24"/>
               </w:rPr>
@@ -260,6 +296,7 @@
             </w:pPr>
             <w:r>
               <w:rPr>
+                <w:rFonts w:ascii="Times New Roman" w:hAnsi="Times New Roman" w:eastAsia="Times New Roman" w:cs="Times New Roman"/>
                 <w:sz w:val="24"/>
                 <w:szCs w:val="24"/>
               </w:rPr>
@@ -277,7 +314,9 @@
             <w:tcW w:w="2126" w:type="dxa"/>
             <w:vMerge/>
             <w:tcBorders>
-              <w:left w:val="single" w:sz="4" w:space="0" w:color="auto"/>
+              <w:top w:val="single" w:sz="4" w:space="0" w:color="auto"/>
+              <w:left w:val="single" w:sz="4" w:space="0" w:color="auto"/>
+              <w:bottom w:val="single" w:sz="4" w:space="0" w:color="auto"/>
               <w:right w:val="single" w:sz="4" w:space="0" w:color="auto"/>
             </w:tcBorders>
             <w:tcMar>
@@ -289,14 +328,7 @@
             <w:vAlign w:val="center"/>
             <w:hideMark/>
           </w:tcPr>
-          <w:p>
-            <w:pPr>
-              <w:rPr>
-                <w:sz w:val="24"/>
-                <w:szCs w:val="24"/>
-              </w:rPr>
-            </w:pPr>
-          </w:p>
+          <w:p/>
         </w:tc>
         <w:tc>
           <w:tcPr>
@@ -324,6 +356,7 @@
             </w:pPr>
             <w:r>
               <w:rPr>
+                <w:rFonts w:ascii="Times New Roman" w:hAnsi="Times New Roman" w:eastAsia="Times New Roman" w:cs="Times New Roman"/>
                 <w:sz w:val="24"/>
                 <w:szCs w:val="24"/>
               </w:rPr>
@@ -357,6 +390,7 @@
             </w:pPr>
             <w:r>
               <w:rPr>
+                <w:rFonts w:ascii="Times New Roman" w:hAnsi="Times New Roman" w:eastAsia="Times New Roman" w:cs="Times New Roman"/>
                 <w:sz w:val="24"/>
                 <w:szCs w:val="24"/>
               </w:rPr>
@@ -374,7 +408,9 @@
             <w:tcW w:w="2126" w:type="dxa"/>
             <w:vMerge/>
             <w:tcBorders>
-              <w:left w:val="single" w:sz="4" w:space="0" w:color="auto"/>
+              <w:top w:val="single" w:sz="4" w:space="0" w:color="auto"/>
+              <w:left w:val="single" w:sz="4" w:space="0" w:color="auto"/>
+              <w:bottom w:val="single" w:sz="4" w:space="0" w:color="auto"/>
               <w:right w:val="single" w:sz="4" w:space="0" w:color="auto"/>
             </w:tcBorders>
             <w:tcMar>
@@ -386,14 +422,7 @@
             <w:vAlign w:val="center"/>
             <w:hideMark/>
           </w:tcPr>
-          <w:p>
-            <w:pPr>
-              <w:rPr>
-                <w:sz w:val="24"/>
-                <w:szCs w:val="24"/>
-              </w:rPr>
-            </w:pPr>
-          </w:p>
+          <w:p/>
         </w:tc>
         <w:tc>
           <w:tcPr>
@@ -421,6 +450,7 @@
             </w:pPr>
             <w:r>
               <w:rPr>
+                <w:rFonts w:ascii="Times New Roman" w:hAnsi="Times New Roman" w:eastAsia="Times New Roman" w:cs="Times New Roman"/>
                 <w:sz w:val="24"/>
                 <w:szCs w:val="24"/>
               </w:rPr>
@@ -454,6 +484,7 @@
             </w:pPr>
             <w:r>
               <w:rPr>
+                <w:rFonts w:ascii="Times New Roman" w:hAnsi="Times New Roman" w:eastAsia="Times New Roman" w:cs="Times New Roman"/>
                 <w:sz w:val="24"/>
                 <w:szCs w:val="24"/>
               </w:rPr>
@@ -471,6 +502,7 @@
             <w:tcW w:w="2126" w:type="dxa"/>
             <w:vMerge/>
             <w:tcBorders>
+              <w:top w:val="single" w:sz="4" w:space="0" w:color="auto"/>
               <w:left w:val="single" w:sz="4" w:space="0" w:color="auto"/>
               <w:bottom w:val="single" w:sz="4" w:space="0" w:color="auto"/>
               <w:right w:val="single" w:sz="4" w:space="0" w:color="auto"/>
@@ -484,14 +516,7 @@
             <w:vAlign w:val="center"/>
             <w:hideMark/>
           </w:tcPr>
-          <w:p>
-            <w:pPr>
-              <w:rPr>
-                <w:sz w:val="24"/>
-                <w:szCs w:val="24"/>
-              </w:rPr>
-            </w:pPr>
-          </w:p>
+          <w:p/>
         </w:tc>
         <w:tc>
           <w:tcPr>
@@ -519,6 +544,7 @@
             </w:pPr>
             <w:r>
               <w:rPr>
+                <w:rFonts w:ascii="Times New Roman" w:hAnsi="Times New Roman" w:eastAsia="Times New Roman" w:cs="Times New Roman"/>
                 <w:sz w:val="24"/>
                 <w:szCs w:val="24"/>
               </w:rPr>
@@ -552,6 +578,7 @@
             </w:pPr>
             <w:r>
               <w:rPr>
+                <w:rFonts w:ascii="Times New Roman" w:hAnsi="Times New Roman" w:eastAsia="Times New Roman" w:cs="Times New Roman"/>
                 <w:sz w:val="24"/>
                 <w:szCs w:val="24"/>
               </w:rPr>
@@ -571,6 +598,7 @@
             <w:tcBorders>
               <w:top w:val="single" w:sz="4" w:space="0" w:color="auto"/>
               <w:left w:val="single" w:sz="4" w:space="0" w:color="auto"/>
+              <w:bottom w:val="single" w:sz="4" w:space="0" w:color="auto"/>
               <w:right w:val="single" w:sz="4" w:space="0" w:color="auto"/>
             </w:tcBorders>
             <w:tcMar>
@@ -591,6 +619,7 @@
             </w:pPr>
             <w:r>
               <w:rPr>
+                <w:rFonts w:ascii="Times New Roman" w:hAnsi="Times New Roman" w:eastAsia="Times New Roman" w:cs="Times New Roman"/>
                 <w:b/>
                 <w:bCs/>
                 <w:sz w:val="24"/>
@@ -626,6 +655,7 @@
             </w:pPr>
             <w:r>
               <w:rPr>
+                <w:rFonts w:ascii="Times New Roman" w:hAnsi="Times New Roman" w:eastAsia="Times New Roman" w:cs="Times New Roman"/>
                 <w:sz w:val="24"/>
                 <w:szCs w:val="24"/>
               </w:rPr>
@@ -659,6 +689,7 @@
             </w:pPr>
             <w:r>
               <w:rPr>
+                <w:rFonts w:ascii="Times New Roman" w:hAnsi="Times New Roman" w:eastAsia="Times New Roman" w:cs="Times New Roman"/>
                 <w:sz w:val="24"/>
                 <w:szCs w:val="24"/>
               </w:rPr>
@@ -676,7 +707,9 @@
             <w:tcW w:w="2126" w:type="dxa"/>
             <w:vMerge/>
             <w:tcBorders>
-              <w:left w:val="single" w:sz="4" w:space="0" w:color="auto"/>
+              <w:top w:val="single" w:sz="4" w:space="0" w:color="auto"/>
+              <w:left w:val="single" w:sz="4" w:space="0" w:color="auto"/>
+              <w:bottom w:val="single" w:sz="4" w:space="0" w:color="auto"/>
               <w:right w:val="single" w:sz="4" w:space="0" w:color="auto"/>
             </w:tcBorders>
             <w:tcMar>
@@ -688,14 +721,7 @@
             <w:vAlign w:val="center"/>
             <w:hideMark/>
           </w:tcPr>
-          <w:p>
-            <w:pPr>
-              <w:rPr>
-                <w:sz w:val="24"/>
-                <w:szCs w:val="24"/>
-              </w:rPr>
-            </w:pPr>
-          </w:p>
+          <w:p/>
         </w:tc>
         <w:tc>
           <w:tcPr>
@@ -723,6 +749,7 @@
             </w:pPr>
             <w:r>
               <w:rPr>
+                <w:rFonts w:ascii="Times New Roman" w:hAnsi="Times New Roman" w:eastAsia="Times New Roman" w:cs="Times New Roman"/>
                 <w:sz w:val="24"/>
                 <w:szCs w:val="24"/>
               </w:rPr>
@@ -756,6 +783,7 @@
             </w:pPr>
             <w:r>
               <w:rPr>
+                <w:rFonts w:ascii="Times New Roman" w:hAnsi="Times New Roman" w:eastAsia="Times New Roman" w:cs="Times New Roman"/>
                 <w:sz w:val="24"/>
                 <w:szCs w:val="24"/>
               </w:rPr>
@@ -773,7 +801,9 @@
             <w:tcW w:w="2126" w:type="dxa"/>
             <w:vMerge/>
             <w:tcBorders>
-              <w:left w:val="single" w:sz="4" w:space="0" w:color="auto"/>
+              <w:top w:val="single" w:sz="4" w:space="0" w:color="auto"/>
+              <w:left w:val="single" w:sz="4" w:space="0" w:color="auto"/>
+              <w:bottom w:val="single" w:sz="4" w:space="0" w:color="auto"/>
               <w:right w:val="single" w:sz="4" w:space="0" w:color="auto"/>
             </w:tcBorders>
             <w:tcMar>
@@ -785,14 +815,7 @@
             <w:vAlign w:val="center"/>
             <w:hideMark/>
           </w:tcPr>
-          <w:p>
-            <w:pPr>
-              <w:rPr>
-                <w:sz w:val="24"/>
-                <w:szCs w:val="24"/>
-              </w:rPr>
-            </w:pPr>
-          </w:p>
+          <w:p/>
         </w:tc>
         <w:tc>
           <w:tcPr>
@@ -820,6 +843,7 @@
             </w:pPr>
             <w:r>
               <w:rPr>
+                <w:rFonts w:ascii="Times New Roman" w:hAnsi="Times New Roman" w:eastAsia="Times New Roman" w:cs="Times New Roman"/>
                 <w:sz w:val="24"/>
                 <w:szCs w:val="24"/>
               </w:rPr>
@@ -853,6 +877,7 @@
             </w:pPr>
             <w:r>
               <w:rPr>
+                <w:rFonts w:ascii="Times New Roman" w:hAnsi="Times New Roman" w:eastAsia="Times New Roman" w:cs="Times New Roman"/>
                 <w:sz w:val="24"/>
                 <w:szCs w:val="24"/>
               </w:rPr>
@@ -870,6 +895,7 @@
             <w:tcW w:w="2126" w:type="dxa"/>
             <w:vMerge/>
             <w:tcBorders>
+              <w:top w:val="single" w:sz="4" w:space="0" w:color="auto"/>
               <w:left w:val="single" w:sz="4" w:space="0" w:color="auto"/>
               <w:bottom w:val="single" w:sz="4" w:space="0" w:color="auto"/>
               <w:right w:val="single" w:sz="4" w:space="0" w:color="auto"/>
@@ -883,14 +909,7 @@
             <w:vAlign w:val="center"/>
             <w:hideMark/>
           </w:tcPr>
-          <w:p>
-            <w:pPr>
-              <w:rPr>
-                <w:sz w:val="24"/>
-                <w:szCs w:val="24"/>
-              </w:rPr>
-            </w:pPr>
-          </w:p>
+          <w:p/>
         </w:tc>
         <w:tc>
           <w:tcPr>
@@ -918,6 +937,7 @@
             </w:pPr>
             <w:r>
               <w:rPr>
+                <w:rFonts w:ascii="Times New Roman" w:hAnsi="Times New Roman" w:eastAsia="Times New Roman" w:cs="Times New Roman"/>
                 <w:sz w:val="24"/>
                 <w:szCs w:val="24"/>
               </w:rPr>
@@ -951,6 +971,7 @@
             </w:pPr>
             <w:r>
               <w:rPr>
+                <w:rFonts w:ascii="Times New Roman" w:hAnsi="Times New Roman" w:eastAsia="Times New Roman" w:cs="Times New Roman"/>
                 <w:sz w:val="24"/>
                 <w:szCs w:val="24"/>
               </w:rPr>
@@ -970,6 +991,7 @@
             <w:tcBorders>
               <w:top w:val="single" w:sz="4" w:space="0" w:color="auto"/>
               <w:left w:val="single" w:sz="4" w:space="0" w:color="auto"/>
+              <w:bottom w:val="single" w:sz="4" w:space="0" w:color="auto"/>
               <w:right w:val="single" w:sz="4" w:space="0" w:color="auto"/>
             </w:tcBorders>
             <w:tcMar>
@@ -990,6 +1012,7 @@
             </w:pPr>
             <w:r>
               <w:rPr>
+                <w:rFonts w:ascii="Times New Roman" w:hAnsi="Times New Roman" w:eastAsia="Times New Roman" w:cs="Times New Roman"/>
                 <w:b/>
                 <w:bCs/>
                 <w:sz w:val="24"/>
@@ -1025,6 +1048,7 @@
             </w:pPr>
             <w:r>
               <w:rPr>
+                <w:rFonts w:ascii="Times New Roman" w:hAnsi="Times New Roman" w:eastAsia="Times New Roman" w:cs="Times New Roman"/>
                 <w:sz w:val="24"/>
                 <w:szCs w:val="24"/>
               </w:rPr>
@@ -1058,6 +1082,7 @@
             </w:pPr>
             <w:r>
               <w:rPr>
+                <w:rFonts w:ascii="Times New Roman" w:hAnsi="Times New Roman" w:eastAsia="Times New Roman" w:cs="Times New Roman"/>
                 <w:sz w:val="24"/>
                 <w:szCs w:val="24"/>
               </w:rPr>
@@ -1075,25 +1100,21 @@
             <w:tcW w:w="2126" w:type="dxa"/>
             <w:vMerge/>
             <w:tcBorders>
-              <w:left w:val="single" w:sz="4" w:space="0" w:color="auto"/>
-              <w:right w:val="single" w:sz="4" w:space="0" w:color="auto"/>
-            </w:tcBorders>
-            <w:tcMar>
-              <w:top w:w="0" w:type="dxa"/>
-              <w:left w:w="108" w:type="dxa"/>
-              <w:bottom w:w="0" w:type="dxa"/>
-              <w:right w:w="108" w:type="dxa"/>
-            </w:tcMar>
-            <w:hideMark/>
-          </w:tcPr>
-          <w:p>
-            <w:pPr>
-              <w:rPr>
-                <w:sz w:val="24"/>
-                <w:szCs w:val="24"/>
-              </w:rPr>
-            </w:pPr>
-          </w:p>
+              <w:top w:val="single" w:sz="4" w:space="0" w:color="auto"/>
+              <w:left w:val="single" w:sz="4" w:space="0" w:color="auto"/>
+              <w:bottom w:val="single" w:sz="4" w:space="0" w:color="auto"/>
+              <w:right w:val="single" w:sz="4" w:space="0" w:color="auto"/>
+            </w:tcBorders>
+            <w:tcMar>
+              <w:top w:w="0" w:type="dxa"/>
+              <w:left w:w="108" w:type="dxa"/>
+              <w:bottom w:w="0" w:type="dxa"/>
+              <w:right w:w="108" w:type="dxa"/>
+            </w:tcMar>
+            <w:vAlign w:val="center"/>
+            <w:hideMark/>
+          </w:tcPr>
+          <w:p/>
         </w:tc>
         <w:tc>
           <w:tcPr>
@@ -1121,6 +1142,7 @@
             </w:pPr>
             <w:r>
               <w:rPr>
+                <w:rFonts w:ascii="Times New Roman" w:hAnsi="Times New Roman" w:eastAsia="Times New Roman" w:cs="Times New Roman"/>
                 <w:sz w:val="24"/>
                 <w:szCs w:val="24"/>
               </w:rPr>
@@ -1154,6 +1176,7 @@
             </w:pPr>
             <w:r>
               <w:rPr>
+                <w:rFonts w:ascii="Times New Roman" w:hAnsi="Times New Roman" w:eastAsia="Times New Roman" w:cs="Times New Roman"/>
                 <w:sz w:val="24"/>
                 <w:szCs w:val="24"/>
               </w:rPr>
@@ -1171,25 +1194,21 @@
             <w:tcW w:w="2126" w:type="dxa"/>
             <w:vMerge/>
             <w:tcBorders>
-              <w:left w:val="single" w:sz="4" w:space="0" w:color="auto"/>
-              <w:right w:val="single" w:sz="4" w:space="0" w:color="auto"/>
-            </w:tcBorders>
-            <w:tcMar>
-              <w:top w:w="0" w:type="dxa"/>
-              <w:left w:w="108" w:type="dxa"/>
-              <w:bottom w:w="0" w:type="dxa"/>
-              <w:right w:w="108" w:type="dxa"/>
-            </w:tcMar>
-            <w:hideMark/>
-          </w:tcPr>
-          <w:p>
-            <w:pPr>
-              <w:rPr>
-                <w:sz w:val="24"/>
-                <w:szCs w:val="24"/>
-              </w:rPr>
-            </w:pPr>
-          </w:p>
+              <w:top w:val="single" w:sz="4" w:space="0" w:color="auto"/>
+              <w:left w:val="single" w:sz="4" w:space="0" w:color="auto"/>
+              <w:bottom w:val="single" w:sz="4" w:space="0" w:color="auto"/>
+              <w:right w:val="single" w:sz="4" w:space="0" w:color="auto"/>
+            </w:tcBorders>
+            <w:tcMar>
+              <w:top w:w="0" w:type="dxa"/>
+              <w:left w:w="108" w:type="dxa"/>
+              <w:bottom w:w="0" w:type="dxa"/>
+              <w:right w:w="108" w:type="dxa"/>
+            </w:tcMar>
+            <w:vAlign w:val="center"/>
+            <w:hideMark/>
+          </w:tcPr>
+          <w:p/>
         </w:tc>
         <w:tc>
           <w:tcPr>
@@ -1217,6 +1236,7 @@
             </w:pPr>
             <w:r>
               <w:rPr>
+                <w:rFonts w:ascii="Times New Roman" w:hAnsi="Times New Roman" w:eastAsia="Times New Roman" w:cs="Times New Roman"/>
                 <w:sz w:val="24"/>
                 <w:szCs w:val="24"/>
               </w:rPr>
@@ -1250,6 +1270,7 @@
             </w:pPr>
             <w:r>
               <w:rPr>
+                <w:rFonts w:ascii="Times New Roman" w:hAnsi="Times New Roman" w:eastAsia="Times New Roman" w:cs="Times New Roman"/>
                 <w:sz w:val="24"/>
                 <w:szCs w:val="24"/>
               </w:rPr>
@@ -1267,26 +1288,21 @@
             <w:tcW w:w="2126" w:type="dxa"/>
             <w:vMerge/>
             <w:tcBorders>
-              <w:left w:val="single" w:sz="4" w:space="0" w:color="auto"/>
-              <w:bottom w:val="single" w:sz="4" w:space="0" w:color="auto"/>
-              <w:right w:val="single" w:sz="4" w:space="0" w:color="auto"/>
-            </w:tcBorders>
-            <w:tcMar>
-              <w:top w:w="0" w:type="dxa"/>
-              <w:left w:w="108" w:type="dxa"/>
-              <w:bottom w:w="0" w:type="dxa"/>
-              <w:right w:w="108" w:type="dxa"/>
-            </w:tcMar>
-            <w:hideMark/>
-          </w:tcPr>
-          <w:p>
-            <w:pPr>
-              <w:rPr>
-                <w:sz w:val="24"/>
-                <w:szCs w:val="24"/>
-              </w:rPr>
-            </w:pPr>
-          </w:p>
+              <w:top w:val="single" w:sz="4" w:space="0" w:color="auto"/>
+              <w:left w:val="single" w:sz="4" w:space="0" w:color="auto"/>
+              <w:bottom w:val="single" w:sz="4" w:space="0" w:color="auto"/>
+              <w:right w:val="single" w:sz="4" w:space="0" w:color="auto"/>
+            </w:tcBorders>
+            <w:tcMar>
+              <w:top w:w="0" w:type="dxa"/>
+              <w:left w:w="108" w:type="dxa"/>
+              <w:bottom w:w="0" w:type="dxa"/>
+              <w:right w:w="108" w:type="dxa"/>
+            </w:tcMar>
+            <w:vAlign w:val="center"/>
+            <w:hideMark/>
+          </w:tcPr>
+          <w:p/>
         </w:tc>
         <w:tc>
           <w:tcPr>
@@ -1314,6 +1330,7 @@
             </w:pPr>
             <w:r>
               <w:rPr>
+                <w:rFonts w:ascii="Times New Roman" w:hAnsi="Times New Roman" w:eastAsia="Times New Roman" w:cs="Times New Roman"/>
                 <w:sz w:val="24"/>
                 <w:szCs w:val="24"/>
               </w:rPr>
@@ -1347,6 +1364,7 @@
             </w:pPr>
             <w:r>
               <w:rPr>
+                <w:rFonts w:ascii="Times New Roman" w:hAnsi="Times New Roman" w:eastAsia="Times New Roman" w:cs="Times New Roman"/>
                 <w:sz w:val="24"/>
                 <w:szCs w:val="24"/>
               </w:rPr>
@@ -1375,6 +1393,7 @@
           <w:ilvl w:val="0"/>
           <w:numId w:val="1"/>
         </w:numPr>
+        <w:ind w:left="360" w:hanging="360"/>
         <w:rPr>
           <w:b/>
           <w:bCs/>
@@ -1384,6 +1403,7 @@
       </w:pPr>
       <w:r>
         <w:rPr>
+          <w:rFonts w:ascii="Times New Roman" w:hAnsi="Times New Roman" w:eastAsia="Times New Roman" w:cs="Times New Roman"/>
           <w:b/>
           <w:bCs/>
           <w:sz w:val="24"/>
@@ -1397,8 +1417,22 @@
         <w:tblStyle w:val="TableGrid"/>
         <w:tblW w:w="0" w:type="auto"/>
         <w:jc w:val="center"/>
+        <w:tblBorders>
+          <w:top w:val="single" w:sz="4" w:space="0" w:color="auto"/>
+          <w:left w:val="single" w:sz="4" w:space="0" w:color="auto"/>
+          <w:bottom w:val="single" w:sz="4" w:space="0" w:color="auto"/>
+          <w:right w:val="single" w:sz="4" w:space="0" w:color="auto"/>
+          <w:insideH w:val="single" w:sz="4" w:space="0" w:color="auto"/>
+          <w:insideV w:val="single" w:sz="4" w:space="0" w:color="auto"/>
+        </w:tblBorders>
         <w:tblLayout w:type="fixed"/>
-        <w:tblLook w:val="07E0" w:firstRow="1" w:lastRow="1" w:firstColumn="1" w:lastColumn="1" w:noHBand="1" w:noVBand="1"/>
+        <w:tblCellMar>
+          <w:top w:w="0" w:type="dxa"/>
+          <w:left w:w="108" w:type="dxa"/>
+          <w:bottom w:w="0" w:type="dxa"/>
+          <w:right w:w="108" w:type="dxa"/>
+        </w:tblCellMar>
+        <w:tblLook w:firstRow="1" w:lastRow="1" w:firstColumn="1" w:lastColumn="1" w:noHBand="1" w:noVBand="1"/>
       </w:tblPr>
       <w:tblGrid>
         <w:gridCol w:w="6125"/>
@@ -1436,6 +1470,9 @@
             <w:r>
               <w:rPr>
                 <w:rStyle w:val="Strong"/>
+                <w:rFonts w:ascii="Times New Roman" w:hAnsi="Times New Roman" w:eastAsia="Times New Roman" w:cs="Times New Roman"/>
+                <w:b/>
+                <w:bCs/>
                 <w:sz w:val="24"/>
                 <w:szCs w:val="24"/>
               </w:rPr>
@@ -1471,6 +1508,9 @@
             <w:r>
               <w:rPr>
                 <w:rStyle w:val="Strong"/>
+                <w:rFonts w:ascii="Times New Roman" w:hAnsi="Times New Roman" w:eastAsia="Times New Roman" w:cs="Times New Roman"/>
+                <w:b/>
+                <w:bCs/>
                 <w:sz w:val="24"/>
                 <w:szCs w:val="24"/>
               </w:rPr>
@@ -1509,6 +1549,7 @@
             </w:pPr>
             <w:r>
               <w:rPr>
+                <w:rFonts w:ascii="Times New Roman" w:hAnsi="Times New Roman" w:eastAsia="Times New Roman" w:cs="Times New Roman"/>
                 <w:sz w:val="24"/>
                 <w:szCs w:val="24"/>
               </w:rPr>
@@ -1516,6 +1557,7 @@
             </w:r>
             <w:r>
               <w:rPr>
+                <w:rFonts w:ascii="Times New Roman" w:hAnsi="Times New Roman" w:eastAsia="Times New Roman" w:cs="Times New Roman"/>
                 <w:sz w:val="24"/>
                 <w:szCs w:val="24"/>
               </w:rPr>
@@ -1549,6 +1591,7 @@
             </w:pPr>
             <w:r>
               <w:rPr>
+                <w:rFonts w:ascii="Times New Roman" w:hAnsi="Times New Roman" w:eastAsia="Times New Roman" w:cs="Times New Roman"/>
                 <w:sz w:val="24"/>
                 <w:szCs w:val="24"/>
               </w:rPr>
@@ -1587,6 +1630,7 @@
             </w:pPr>
             <w:r>
               <w:rPr>
+                <w:rFonts w:ascii="Times New Roman" w:hAnsi="Times New Roman" w:eastAsia="Times New Roman" w:cs="Times New Roman"/>
                 <w:sz w:val="24"/>
                 <w:szCs w:val="24"/>
               </w:rPr>
@@ -1620,6 +1664,7 @@
             </w:pPr>
             <w:r>
               <w:rPr>
+                <w:rFonts w:ascii="Times New Roman" w:hAnsi="Times New Roman" w:eastAsia="Times New Roman" w:cs="Times New Roman"/>
                 <w:sz w:val="24"/>
                 <w:szCs w:val="24"/>
               </w:rPr>
@@ -1658,6 +1703,7 @@
             </w:pPr>
             <w:r>
               <w:rPr>
+                <w:rFonts w:ascii="Times New Roman" w:hAnsi="Times New Roman" w:eastAsia="Times New Roman" w:cs="Times New Roman"/>
                 <w:sz w:val="24"/>
                 <w:szCs w:val="24"/>
               </w:rPr>
@@ -1691,6 +1737,7 @@
             </w:pPr>
             <w:r>
               <w:rPr>
+                <w:rFonts w:ascii="Times New Roman" w:hAnsi="Times New Roman" w:eastAsia="Times New Roman" w:cs="Times New Roman"/>
                 <w:sz w:val="24"/>
                 <w:szCs w:val="24"/>
               </w:rPr>
@@ -1729,6 +1776,7 @@
             </w:pPr>
             <w:r>
               <w:rPr>
+                <w:rFonts w:ascii="Times New Roman" w:hAnsi="Times New Roman" w:eastAsia="Times New Roman" w:cs="Times New Roman"/>
                 <w:sz w:val="24"/>
                 <w:szCs w:val="24"/>
               </w:rPr>
@@ -1762,6 +1810,7 @@
             </w:pPr>
             <w:r>
               <w:rPr>
+                <w:rFonts w:ascii="Times New Roman" w:hAnsi="Times New Roman" w:eastAsia="Times New Roman" w:cs="Times New Roman"/>
                 <w:sz w:val="24"/>
                 <w:szCs w:val="24"/>
               </w:rPr>
@@ -1800,6 +1849,7 @@
             </w:pPr>
             <w:r>
               <w:rPr>
+                <w:rFonts w:ascii="Times New Roman" w:hAnsi="Times New Roman" w:eastAsia="Times New Roman" w:cs="Times New Roman"/>
                 <w:sz w:val="24"/>
                 <w:szCs w:val="24"/>
               </w:rPr>
@@ -1833,6 +1883,7 @@
             </w:pPr>
             <w:r>
               <w:rPr>
+                <w:rFonts w:ascii="Times New Roman" w:hAnsi="Times New Roman" w:eastAsia="Times New Roman" w:cs="Times New Roman"/>
                 <w:sz w:val="24"/>
                 <w:szCs w:val="24"/>
               </w:rPr>
@@ -1871,6 +1922,7 @@
             </w:pPr>
             <w:r>
               <w:rPr>
+                <w:rFonts w:ascii="Times New Roman" w:hAnsi="Times New Roman" w:eastAsia="Times New Roman" w:cs="Times New Roman"/>
                 <w:sz w:val="24"/>
                 <w:szCs w:val="24"/>
               </w:rPr>
@@ -1904,6 +1956,7 @@
             </w:pPr>
             <w:r>
               <w:rPr>
+                <w:rFonts w:ascii="Times New Roman" w:hAnsi="Times New Roman" w:eastAsia="Times New Roman" w:cs="Times New Roman"/>
                 <w:sz w:val="24"/>
                 <w:szCs w:val="24"/>
               </w:rPr>
@@ -1942,6 +1995,7 @@
             </w:pPr>
             <w:r>
               <w:rPr>
+                <w:rFonts w:ascii="Times New Roman" w:hAnsi="Times New Roman" w:eastAsia="Times New Roman" w:cs="Times New Roman"/>
                 <w:sz w:val="24"/>
                 <w:szCs w:val="24"/>
               </w:rPr>
@@ -1975,6 +2029,7 @@
             </w:pPr>
             <w:r>
               <w:rPr>
+                <w:rFonts w:ascii="Times New Roman" w:hAnsi="Times New Roman" w:eastAsia="Times New Roman" w:cs="Times New Roman"/>
                 <w:sz w:val="24"/>
                 <w:szCs w:val="24"/>
               </w:rPr>
@@ -2013,6 +2068,7 @@
             </w:pPr>
             <w:r>
               <w:rPr>
+                <w:rFonts w:ascii="Times New Roman" w:hAnsi="Times New Roman" w:eastAsia="Times New Roman" w:cs="Times New Roman"/>
                 <w:sz w:val="24"/>
                 <w:szCs w:val="24"/>
               </w:rPr>
@@ -2046,6 +2102,7 @@
             </w:pPr>
             <w:r>
               <w:rPr>
+                <w:rFonts w:ascii="Times New Roman" w:hAnsi="Times New Roman" w:eastAsia="Times New Roman" w:cs="Times New Roman"/>
                 <w:sz w:val="24"/>
                 <w:szCs w:val="24"/>
               </w:rPr>
@@ -2085,6 +2142,7 @@
             </w:pPr>
             <w:r>
               <w:rPr>
+                <w:rFonts w:ascii="Times New Roman" w:hAnsi="Times New Roman" w:eastAsia="Times New Roman" w:cs="Times New Roman"/>
                 <w:sz w:val="24"/>
                 <w:szCs w:val="24"/>
               </w:rPr>
@@ -2118,6 +2176,7 @@
             </w:pPr>
             <w:r>
               <w:rPr>
+                <w:rFonts w:ascii="Times New Roman" w:hAnsi="Times New Roman" w:eastAsia="Times New Roman" w:cs="Times New Roman"/>
                 <w:sz w:val="24"/>
                 <w:szCs w:val="24"/>
               </w:rPr>
@@ -2156,6 +2215,7 @@
             </w:pPr>
             <w:r>
               <w:rPr>
+                <w:rFonts w:ascii="Times New Roman" w:hAnsi="Times New Roman" w:eastAsia="Times New Roman" w:cs="Times New Roman"/>
                 <w:sz w:val="24"/>
                 <w:szCs w:val="24"/>
               </w:rPr>
@@ -2189,6 +2249,7 @@
             </w:pPr>
             <w:r>
               <w:rPr>
+                <w:rFonts w:ascii="Times New Roman" w:hAnsi="Times New Roman" w:eastAsia="Times New Roman" w:cs="Times New Roman"/>
                 <w:sz w:val="24"/>
                 <w:szCs w:val="24"/>
               </w:rPr>
@@ -2227,6 +2288,7 @@
             </w:pPr>
             <w:r>
               <w:rPr>
+                <w:rFonts w:ascii="Times New Roman" w:hAnsi="Times New Roman" w:eastAsia="Times New Roman" w:cs="Times New Roman"/>
                 <w:sz w:val="24"/>
                 <w:szCs w:val="24"/>
               </w:rPr>
@@ -2260,6 +2322,7 @@
             </w:pPr>
             <w:r>
               <w:rPr>
+                <w:rFonts w:ascii="Times New Roman" w:hAnsi="Times New Roman" w:eastAsia="Times New Roman" w:cs="Times New Roman"/>
                 <w:sz w:val="24"/>
                 <w:szCs w:val="24"/>
               </w:rPr>
@@ -2298,6 +2361,7 @@
             </w:pPr>
             <w:r>
               <w:rPr>
+                <w:rFonts w:ascii="Times New Roman" w:hAnsi="Times New Roman" w:eastAsia="Times New Roman" w:cs="Times New Roman"/>
                 <w:sz w:val="24"/>
                 <w:szCs w:val="24"/>
               </w:rPr>
@@ -2331,6 +2395,7 @@
             </w:pPr>
             <w:r>
               <w:rPr>
+                <w:rFonts w:ascii="Times New Roman" w:hAnsi="Times New Roman" w:eastAsia="Times New Roman" w:cs="Times New Roman"/>
                 <w:sz w:val="24"/>
                 <w:szCs w:val="24"/>
               </w:rPr>
@@ -2369,6 +2434,7 @@
             </w:pPr>
             <w:r>
               <w:rPr>
+                <w:rFonts w:ascii="Times New Roman" w:hAnsi="Times New Roman" w:eastAsia="Times New Roman" w:cs="Times New Roman"/>
                 <w:sz w:val="24"/>
                 <w:szCs w:val="24"/>
               </w:rPr>
@@ -2402,6 +2468,7 @@
             </w:pPr>
             <w:r>
               <w:rPr>
+                <w:rFonts w:ascii="Times New Roman" w:hAnsi="Times New Roman" w:eastAsia="Times New Roman" w:cs="Times New Roman"/>
                 <w:sz w:val="24"/>
                 <w:szCs w:val="24"/>
               </w:rPr>
@@ -2426,7 +2493,6 @@
     <w:sectPr>
       <w:pgSz w:w="11920" w:h="16860"/>
       <w:pgMar w:top="850" w:right="280" w:bottom="1133" w:left="1140" w:header="720" w:footer="720" w:gutter="0"/>
-      <w:cols w:space="720"/>
       <w:docGrid w:linePitch="299"/>
     </w:sectPr>
   </w:body>
